--- a/LabEDF0/Унуковский EDF0.docx
+++ b/LabEDF0/Унуковский EDF0.docx
@@ -639,6 +639,7 @@
         <w:rPr>
           <w:b/>
           <w:bCs/>
+          <w:noProof/>
           <w:lang w:val="en-US"/>
         </w:rPr>
         <w:drawing>
@@ -728,7 +729,13 @@
         <w:pStyle w:val="ad"/>
       </w:pPr>
       <w:r>
-        <w:t>При выполнении функций используются трудовое законодательство, положение о служебных командировках, работники отдела кадров, руководитель подразделения и информационная система. Результатом работы диаграммы A1 являются подготовленные сведения для оформления командировки, которые передаются на следующий этап процесса — функцию «Оформить командировку».</w:t>
+        <w:t xml:space="preserve">При выполнении функций используются трудовое законодательство, положение о служебных командировках, работники отдела кадров, руководитель подразделения и информационная система. Результатом работы диаграммы A1 являются подготовленные сведения для оформления командировки, которые передаются на следующий этап процесса </w:t>
+      </w:r>
+      <w:r>
+        <w:t>-</w:t>
+      </w:r>
+      <w:r>
+        <w:t xml:space="preserve"> функцию «Оформить командировку».</w:t>
       </w:r>
     </w:p>
     <w:bookmarkEnd w:id="3"/>
@@ -846,6 +853,7 @@
         <w:rPr>
           <w:b/>
           <w:bCs/>
+          <w:noProof/>
           <w:lang w:val="en-US"/>
         </w:rPr>
         <w:drawing>
@@ -892,13 +900,7 @@
         <w:jc w:val="center"/>
       </w:pPr>
       <w:r>
-        <w:t>Рисунок 1.</w:t>
-      </w:r>
-      <w:r>
-        <w:t>4</w:t>
-      </w:r>
-      <w:r>
-        <w:t xml:space="preserve"> – диаграмма </w:t>
+        <w:t xml:space="preserve">Рисунок 1.4 – диаграмма </w:t>
       </w:r>
       <w:r>
         <w:rPr>
@@ -941,80 +943,81 @@
     <w:p>
       <w:pPr>
         <w:pStyle w:val="ad"/>
-      </w:pPr>
-      <w:r>
-        <w:t>При выполнении функций используются трудовое законодательство, положение о служебных командировках, распоряжение руководителя, работник отдела кадров, руководитель подразделения и информационная система. Результатом работы диаграммы A2 являются приказ о командировке и оформленные командировочные документы, которые используются на следующем этапе процесса — функции «Оформить результаты командировки».</w:t>
-      </w:r>
-    </w:p>
-    <w:p>
-      <w:pPr>
-        <w:pStyle w:val="ad"/>
-        <w:ind w:firstLine="0"/>
-        <w:rPr>
-          <w:rFonts w:cs="Times New Roman"/>
-          <w:color w:val="auto"/>
-        </w:rPr>
-      </w:pPr>
-    </w:p>
-    <w:p>
-      <w:pPr>
-        <w:pStyle w:val="ad"/>
-        <w:ind w:firstLine="0"/>
-        <w:rPr>
-          <w:rFonts w:cs="Times New Roman"/>
-          <w:color w:val="auto"/>
-        </w:rPr>
-      </w:pPr>
-    </w:p>
-    <w:p>
-      <w:pPr>
-        <w:pStyle w:val="ad"/>
-        <w:ind w:firstLine="0"/>
-        <w:rPr>
-          <w:rFonts w:cs="Times New Roman"/>
-          <w:color w:val="auto"/>
-        </w:rPr>
-      </w:pPr>
-    </w:p>
-    <w:p>
-      <w:pPr>
-        <w:pStyle w:val="ad"/>
-        <w:ind w:firstLine="0"/>
-        <w:rPr>
-          <w:rFonts w:cs="Times New Roman"/>
-          <w:color w:val="auto"/>
-        </w:rPr>
-      </w:pPr>
-    </w:p>
-    <w:p>
-      <w:pPr>
-        <w:pStyle w:val="ad"/>
-        <w:ind w:firstLine="0"/>
-        <w:rPr>
-          <w:rFonts w:cs="Times New Roman"/>
-          <w:color w:val="auto"/>
-        </w:rPr>
-      </w:pPr>
-    </w:p>
-    <w:p>
-      <w:pPr>
-        <w:pStyle w:val="ad"/>
-        <w:ind w:firstLine="0"/>
-        <w:rPr>
-          <w:rFonts w:cs="Times New Roman"/>
-          <w:color w:val="auto"/>
-        </w:rPr>
-      </w:pPr>
-    </w:p>
-    <w:p>
-      <w:pPr>
-        <w:pStyle w:val="ad"/>
-        <w:ind w:firstLine="0"/>
-        <w:rPr>
-          <w:rFonts w:cs="Times New Roman"/>
-          <w:b/>
-          <w:bCs/>
-          <w:color w:val="auto"/>
+        <w:rPr>
+          <w:lang w:val="en-US"/>
+        </w:rPr>
+      </w:pPr>
+      <w:r>
+        <w:t xml:space="preserve">При выполнении функций используются трудовое законодательство, положение о служебных командировках, распоряжение руководителя, работник отдела кадров, руководитель подразделения и информационная система. Результатом работы диаграммы A2 являются приказ о командировке и оформленные командировочные документы, которые используются на следующем этапе процесса </w:t>
+      </w:r>
+      <w:r>
+        <w:t>-</w:t>
+      </w:r>
+      <w:r>
+        <w:t xml:space="preserve"> функции «Оформить результаты командировки».</w:t>
+      </w:r>
+    </w:p>
+    <w:p>
+      <w:pPr>
+        <w:pStyle w:val="ad"/>
+        <w:rPr>
+          <w:lang w:val="en-US"/>
+        </w:rPr>
+      </w:pPr>
+    </w:p>
+    <w:p>
+      <w:pPr>
+        <w:pStyle w:val="ad"/>
+        <w:rPr>
+          <w:lang w:val="en-US"/>
+        </w:rPr>
+      </w:pPr>
+    </w:p>
+    <w:p>
+      <w:pPr>
+        <w:pStyle w:val="ad"/>
+        <w:rPr>
+          <w:lang w:val="en-US"/>
+        </w:rPr>
+      </w:pPr>
+    </w:p>
+    <w:p>
+      <w:pPr>
+        <w:pStyle w:val="ad"/>
+        <w:rPr>
+          <w:lang w:val="en-US"/>
+        </w:rPr>
+      </w:pPr>
+    </w:p>
+    <w:p>
+      <w:pPr>
+        <w:pStyle w:val="ad"/>
+        <w:rPr>
+          <w:lang w:val="en-US"/>
+        </w:rPr>
+      </w:pPr>
+    </w:p>
+    <w:p>
+      <w:pPr>
+        <w:pStyle w:val="ad"/>
+        <w:rPr>
+          <w:lang w:val="en-US"/>
+        </w:rPr>
+      </w:pPr>
+    </w:p>
+    <w:p>
+      <w:pPr>
+        <w:pStyle w:val="ad"/>
+        <w:rPr>
+          <w:lang w:val="en-US"/>
+        </w:rPr>
+      </w:pPr>
+    </w:p>
+    <w:p>
+      <w:pPr>
+        <w:pStyle w:val="ad"/>
+        <w:rPr>
+          <w:lang w:val="en-US"/>
         </w:rPr>
       </w:pPr>
     </w:p>
@@ -1067,6 +1070,7 @@
         <w:rPr>
           <w:b/>
           <w:bCs/>
+          <w:noProof/>
           <w:lang w:val="en-US"/>
         </w:rPr>
         <w:drawing>
@@ -1116,1187 +1120,1350 @@
         <w:t>Рисунок 1.</w:t>
       </w:r>
       <w:r>
+        <w:t>5</w:t>
+      </w:r>
+      <w:r>
+        <w:t xml:space="preserve"> – диаграмма </w:t>
+      </w:r>
+      <w:r>
         <w:rPr>
           <w:lang w:val="en-US"/>
         </w:rPr>
-        <w:t>5</w:t>
-      </w:r>
-      <w:r>
-        <w:t xml:space="preserve"> – диаграмма </w:t>
-      </w:r>
-      <w:r>
-        <w:rPr>
+        <w:t>A</w:t>
+      </w:r>
+      <w:r>
+        <w:t>3</w:t>
+      </w:r>
+    </w:p>
+    <w:p>
+      <w:pPr>
+        <w:pStyle w:val="ad"/>
+        <w:ind w:firstLine="0"/>
+        <w:rPr>
+          <w:rFonts w:cs="Times New Roman"/>
+          <w:b/>
+          <w:bCs/>
+          <w:color w:val="auto"/>
+        </w:rPr>
+      </w:pPr>
+    </w:p>
+    <w:p>
+      <w:pPr>
+        <w:pStyle w:val="ad"/>
+      </w:pPr>
+      <w:r>
+        <w:t>На диаграмме A3 выполнена декомпозиция функции «Оформить результаты командировки». Данная функция разделена на три подфункции: «Получить документы о результатах командировки», «Проверить результаты командировки» и «Оформить отчёт о командировке».</w:t>
+      </w:r>
+    </w:p>
+    <w:p>
+      <w:pPr>
+        <w:pStyle w:val="ad"/>
+      </w:pPr>
+      <w:r>
+        <w:t>На первом этапе принимаются документы, содержащие результаты служебной командировки. Далее выполняется проверка полученных документов и результатов командировки на соответствие установленным требованиям. При необходимости выполняется запрос на уточнение данных. После проверки результатов подготавливается и оформляется отчёт о командировке.</w:t>
+      </w:r>
+    </w:p>
+    <w:p>
+      <w:pPr>
+        <w:pStyle w:val="ad"/>
+      </w:pPr>
+      <w:r>
+        <w:t>При выполнении функций используются положение о служебных командировках, трудовое законодательство, работник отдела кадров и информационная система. Результатом работы диаграммы A3 является оформленный отчёт о командировке, завершающий процесс оформления служебной командировки.</w:t>
+      </w:r>
+    </w:p>
+    <w:p>
+      <w:pPr>
+        <w:pStyle w:val="ad"/>
+        <w:ind w:firstLine="0"/>
+        <w:rPr>
+          <w:rFonts w:cs="Times New Roman"/>
+          <w:b/>
+          <w:bCs/>
+          <w:color w:val="auto"/>
+        </w:rPr>
+      </w:pPr>
+    </w:p>
+    <w:p>
+      <w:pPr>
+        <w:pStyle w:val="ad"/>
+        <w:ind w:firstLine="0"/>
+        <w:rPr>
+          <w:rFonts w:cs="Times New Roman"/>
+          <w:b/>
+          <w:bCs/>
+          <w:color w:val="auto"/>
+        </w:rPr>
+      </w:pPr>
+      <w:r>
+        <w:rPr>
+          <w:rFonts w:cs="Times New Roman"/>
+          <w:b/>
+          <w:bCs/>
+          <w:color w:val="auto"/>
+        </w:rPr>
+        <w:t>Контрольные вопросы</w:t>
+      </w:r>
+    </w:p>
+    <w:p>
+      <w:pPr>
+        <w:ind w:left="644" w:firstLine="0"/>
+        <w:rPr>
+          <w:sz w:val="28"/>
+          <w:szCs w:val="28"/>
+        </w:rPr>
+      </w:pPr>
+    </w:p>
+    <w:p>
+      <w:pPr>
+        <w:ind w:firstLine="0"/>
+        <w:rPr>
+          <w:sz w:val="28"/>
+          <w:szCs w:val="28"/>
+        </w:rPr>
+      </w:pPr>
+      <w:r>
+        <w:rPr>
+          <w:sz w:val="28"/>
+          <w:szCs w:val="28"/>
+        </w:rPr>
+        <w:t xml:space="preserve">1. Что такое функциональная модель и на какие вопросы она отвечает? </w:t>
+      </w:r>
+    </w:p>
+    <w:p>
+      <w:pPr>
+        <w:ind w:firstLine="0"/>
+        <w:rPr>
+          <w:sz w:val="28"/>
+          <w:szCs w:val="28"/>
+        </w:rPr>
+      </w:pPr>
+      <w:r>
+        <w:rPr>
+          <w:sz w:val="28"/>
+          <w:szCs w:val="28"/>
+        </w:rPr>
+        <w:t>Отвте</w:t>
+      </w:r>
+      <w:r>
+        <w:rPr>
+          <w:sz w:val="28"/>
+          <w:szCs w:val="28"/>
+        </w:rPr>
+        <w:t>: Функциональная модель показывает функции объекта и связи между ними; отвечает на вопросы, что выполняется и чем связано.</w:t>
+      </w:r>
+    </w:p>
+    <w:p>
+      <w:pPr>
+        <w:ind w:firstLine="0"/>
+        <w:rPr>
+          <w:sz w:val="28"/>
+          <w:szCs w:val="28"/>
+        </w:rPr>
+      </w:pPr>
+    </w:p>
+    <w:p>
+      <w:pPr>
+        <w:ind w:firstLine="0"/>
+        <w:rPr>
+          <w:sz w:val="28"/>
+          <w:szCs w:val="28"/>
+        </w:rPr>
+      </w:pPr>
+      <w:r>
+        <w:rPr>
+          <w:sz w:val="28"/>
+          <w:szCs w:val="28"/>
+        </w:rPr>
+        <w:lastRenderedPageBreak/>
+        <w:t xml:space="preserve">2. Чем цель модели отличается от точки зрения модели и почему обе формулируются до начала построения диаграмм? </w:t>
+      </w:r>
+    </w:p>
+    <w:p>
+      <w:pPr>
+        <w:ind w:firstLine="0"/>
+        <w:rPr>
+          <w:sz w:val="28"/>
+          <w:szCs w:val="28"/>
+        </w:rPr>
+      </w:pPr>
+      <w:r>
+        <w:rPr>
+          <w:sz w:val="28"/>
+          <w:szCs w:val="28"/>
+        </w:rPr>
+        <w:t>Отвте</w:t>
+      </w:r>
+      <w:r>
+        <w:rPr>
+          <w:sz w:val="28"/>
+          <w:szCs w:val="28"/>
+        </w:rPr>
+        <w:t>: Цель определяет, зачем строится модель и на какие вопросы она должна ответить. Точка зрения показывает, с позиции какого участника рассматривается система. Их задают заранее, чтобы определить содержание модели.</w:t>
+      </w:r>
+    </w:p>
+    <w:p>
+      <w:pPr>
+        <w:ind w:firstLine="0"/>
+        <w:rPr>
+          <w:sz w:val="28"/>
+          <w:szCs w:val="28"/>
+        </w:rPr>
+      </w:pPr>
+    </w:p>
+    <w:p>
+      <w:pPr>
+        <w:ind w:firstLine="0"/>
+        <w:rPr>
+          <w:sz w:val="28"/>
+          <w:szCs w:val="28"/>
+        </w:rPr>
+      </w:pPr>
+      <w:r>
+        <w:rPr>
+          <w:sz w:val="28"/>
+          <w:szCs w:val="28"/>
+        </w:rPr>
+        <w:t xml:space="preserve">3. Назовите пять типов интерфейсных дуг IDEF0 и укажите, к какой грани блока присоединяется каждый тип. </w:t>
+      </w:r>
+    </w:p>
+    <w:p>
+      <w:pPr>
+        <w:ind w:firstLine="0"/>
+        <w:rPr>
+          <w:sz w:val="28"/>
+          <w:szCs w:val="28"/>
+        </w:rPr>
+      </w:pPr>
+      <w:r>
+        <w:rPr>
+          <w:sz w:val="28"/>
+          <w:szCs w:val="28"/>
+        </w:rPr>
+        <w:t>Отвте</w:t>
+      </w:r>
+      <w:r>
+        <w:rPr>
+          <w:sz w:val="28"/>
+          <w:szCs w:val="28"/>
+        </w:rPr>
+        <w:t>:</w:t>
+      </w:r>
+      <w:r>
+        <w:rPr>
+          <w:sz w:val="28"/>
+          <w:szCs w:val="28"/>
+        </w:rPr>
+        <w:t xml:space="preserve"> Пять типов дуг:</w:t>
+      </w:r>
+    </w:p>
+    <w:p>
+      <w:pPr>
+        <w:ind w:firstLine="0"/>
+        <w:rPr>
+          <w:sz w:val="28"/>
+          <w:szCs w:val="28"/>
+        </w:rPr>
+      </w:pPr>
+      <w:r>
+        <w:rPr>
+          <w:sz w:val="28"/>
+          <w:szCs w:val="28"/>
+        </w:rPr>
+        <w:t xml:space="preserve">Вход </w:t>
+      </w:r>
+      <w:r>
+        <w:rPr>
+          <w:sz w:val="28"/>
+          <w:szCs w:val="28"/>
+        </w:rPr>
+        <w:t>-</w:t>
+      </w:r>
+      <w:r>
+        <w:rPr>
+          <w:sz w:val="28"/>
+          <w:szCs w:val="28"/>
+        </w:rPr>
+        <w:t xml:space="preserve"> слева;</w:t>
+      </w:r>
+    </w:p>
+    <w:p>
+      <w:pPr>
+        <w:ind w:firstLine="0"/>
+        <w:rPr>
+          <w:sz w:val="28"/>
+          <w:szCs w:val="28"/>
+        </w:rPr>
+      </w:pPr>
+      <w:r>
+        <w:rPr>
+          <w:sz w:val="28"/>
+          <w:szCs w:val="28"/>
+        </w:rPr>
+        <w:t xml:space="preserve">Управление </w:t>
+      </w:r>
+      <w:r>
+        <w:rPr>
+          <w:sz w:val="28"/>
+          <w:szCs w:val="28"/>
+        </w:rPr>
+        <w:t>-</w:t>
+      </w:r>
+      <w:r>
+        <w:rPr>
+          <w:sz w:val="28"/>
+          <w:szCs w:val="28"/>
+        </w:rPr>
+        <w:t xml:space="preserve"> сверху;</w:t>
+      </w:r>
+    </w:p>
+    <w:p>
+      <w:pPr>
+        <w:ind w:firstLine="0"/>
+        <w:rPr>
+          <w:sz w:val="28"/>
+          <w:szCs w:val="28"/>
+        </w:rPr>
+      </w:pPr>
+      <w:r>
+        <w:rPr>
+          <w:sz w:val="28"/>
+          <w:szCs w:val="28"/>
+        </w:rPr>
+        <w:t xml:space="preserve">Выход </w:t>
+      </w:r>
+      <w:r>
+        <w:rPr>
+          <w:sz w:val="28"/>
+          <w:szCs w:val="28"/>
+        </w:rPr>
+        <w:t>-</w:t>
+      </w:r>
+      <w:r>
+        <w:rPr>
+          <w:sz w:val="28"/>
+          <w:szCs w:val="28"/>
+        </w:rPr>
+        <w:t xml:space="preserve"> справа;</w:t>
+      </w:r>
+    </w:p>
+    <w:p>
+      <w:pPr>
+        <w:ind w:firstLine="0"/>
+        <w:rPr>
+          <w:sz w:val="28"/>
+          <w:szCs w:val="28"/>
+        </w:rPr>
+      </w:pPr>
+      <w:r>
+        <w:rPr>
+          <w:sz w:val="28"/>
+          <w:szCs w:val="28"/>
+        </w:rPr>
+        <w:t xml:space="preserve">Механизм </w:t>
+      </w:r>
+      <w:r>
+        <w:rPr>
+          <w:sz w:val="28"/>
+          <w:szCs w:val="28"/>
+        </w:rPr>
+        <w:t>-</w:t>
+      </w:r>
+      <w:r>
+        <w:rPr>
+          <w:sz w:val="28"/>
+          <w:szCs w:val="28"/>
+        </w:rPr>
+        <w:t xml:space="preserve"> снизу;</w:t>
+      </w:r>
+    </w:p>
+    <w:p>
+      <w:pPr>
+        <w:ind w:firstLine="0"/>
+        <w:rPr>
+          <w:sz w:val="28"/>
+          <w:szCs w:val="28"/>
+        </w:rPr>
+      </w:pPr>
+      <w:r>
+        <w:rPr>
+          <w:sz w:val="28"/>
+          <w:szCs w:val="28"/>
+        </w:rPr>
+        <w:t>Вызов (</w:t>
+      </w:r>
+      <w:r>
+        <w:rPr>
+          <w:sz w:val="28"/>
+          <w:szCs w:val="28"/>
           <w:lang w:val="en-US"/>
         </w:rPr>
-        <w:t>A</w:t>
-      </w:r>
-      <w:r>
-        <w:t>3</w:t>
-      </w:r>
-    </w:p>
-    <w:p>
-      <w:pPr>
-        <w:pStyle w:val="ad"/>
-        <w:ind w:firstLine="0"/>
-        <w:rPr>
-          <w:rFonts w:cs="Times New Roman"/>
-          <w:b/>
-          <w:bCs/>
-          <w:color w:val="auto"/>
-        </w:rPr>
-      </w:pPr>
-    </w:p>
-    <w:p>
-      <w:pPr>
-        <w:pStyle w:val="ad"/>
-      </w:pPr>
-      <w:r>
-        <w:t>На диаграмме A3 выполнена декомпозиция функции «Оформить результаты командировки». Данная функция разделена на три подфункции: «Получить документы о результатах командировки», «Проверить результаты командировки» и «Оформить отчёт о командировке».</w:t>
-      </w:r>
-    </w:p>
-    <w:p>
-      <w:pPr>
-        <w:pStyle w:val="ad"/>
-      </w:pPr>
-      <w:r>
-        <w:t>На первом этапе принимаются документы, содержащие результаты служебной командировки. Далее выполняется проверка полученных документов и результатов командировки на соответствие установленным требованиям. При необходимости выполняется запрос на уточнение данных. После проверки результатов подготавливается и оформляется отчёт о командировке.</w:t>
-      </w:r>
-    </w:p>
-    <w:p>
-      <w:pPr>
-        <w:pStyle w:val="ad"/>
-      </w:pPr>
-      <w:r>
-        <w:t>При выполнении функций используются положение о служебных командировках, трудовое законодательство, работник отдела кадров и информационная система. Результатом работы диаграммы A3 является оформленный отчёт о командировке, завершающий процесс оформления служебной командировки.</w:t>
-      </w:r>
-    </w:p>
-    <w:p>
-      <w:pPr>
-        <w:pStyle w:val="ad"/>
-        <w:ind w:firstLine="0"/>
-        <w:rPr>
-          <w:rFonts w:cs="Times New Roman"/>
-          <w:b/>
-          <w:bCs/>
+        <w:t>Call</w:t>
+      </w:r>
+      <w:r>
+        <w:rPr>
+          <w:sz w:val="28"/>
+          <w:szCs w:val="28"/>
+        </w:rPr>
+        <w:t xml:space="preserve">) </w:t>
+      </w:r>
+      <w:r>
+        <w:rPr>
+          <w:sz w:val="28"/>
+          <w:szCs w:val="28"/>
+        </w:rPr>
+        <w:t>-</w:t>
+      </w:r>
+      <w:r>
+        <w:rPr>
+          <w:sz w:val="28"/>
+          <w:szCs w:val="28"/>
+        </w:rPr>
+        <w:t xml:space="preserve"> снизу.</w:t>
+      </w:r>
+    </w:p>
+    <w:p>
+      <w:pPr>
+        <w:ind w:firstLine="0"/>
+        <w:rPr>
+          <w:sz w:val="28"/>
+          <w:szCs w:val="28"/>
+        </w:rPr>
+      </w:pPr>
+    </w:p>
+    <w:p>
+      <w:pPr>
+        <w:ind w:firstLine="0"/>
+        <w:rPr>
+          <w:sz w:val="28"/>
+          <w:szCs w:val="28"/>
+          <w:lang w:val="en-US"/>
+        </w:rPr>
+      </w:pPr>
+      <w:r>
+        <w:rPr>
+          <w:sz w:val="28"/>
+          <w:szCs w:val="28"/>
+        </w:rPr>
+        <w:t xml:space="preserve">4. Как отличить вход от управления? Приведите пример объекта, который в одной работе является входом, а в другой </w:t>
+      </w:r>
+      <w:r>
+        <w:rPr>
+          <w:sz w:val="28"/>
+          <w:szCs w:val="28"/>
+        </w:rPr>
+        <w:t>-</w:t>
+      </w:r>
+      <w:r>
+        <w:rPr>
+          <w:sz w:val="28"/>
+          <w:szCs w:val="28"/>
+        </w:rPr>
+        <w:t xml:space="preserve"> управлением.</w:t>
+      </w:r>
+    </w:p>
+    <w:p>
+      <w:pPr>
+        <w:ind w:firstLine="0"/>
+        <w:rPr>
+          <w:sz w:val="28"/>
+          <w:szCs w:val="28"/>
+        </w:rPr>
+      </w:pPr>
+      <w:r>
+        <w:rPr>
+          <w:sz w:val="28"/>
+          <w:szCs w:val="28"/>
+        </w:rPr>
+        <w:t>Отвте</w:t>
+      </w:r>
+      <w:r>
+        <w:rPr>
+          <w:sz w:val="28"/>
+          <w:szCs w:val="28"/>
+        </w:rPr>
+        <w:t xml:space="preserve">: Вход преобразуется функцией, а управление определяет, как функция выполняется. Например, заявка может быть входом, а инструкция по её обработке </w:t>
+      </w:r>
+      <w:r>
+        <w:rPr>
+          <w:sz w:val="28"/>
+          <w:szCs w:val="28"/>
+        </w:rPr>
+        <w:t>-</w:t>
+      </w:r>
+      <w:r>
+        <w:rPr>
+          <w:sz w:val="28"/>
+          <w:szCs w:val="28"/>
+        </w:rPr>
+        <w:t xml:space="preserve"> управлением.</w:t>
+      </w:r>
+    </w:p>
+    <w:p>
+      <w:pPr>
+        <w:ind w:firstLine="0"/>
+        <w:rPr>
+          <w:sz w:val="28"/>
+          <w:szCs w:val="28"/>
+        </w:rPr>
+      </w:pPr>
+    </w:p>
+    <w:p>
+      <w:pPr>
+        <w:ind w:firstLine="0"/>
+        <w:rPr>
+          <w:sz w:val="28"/>
+          <w:szCs w:val="28"/>
+        </w:rPr>
+      </w:pPr>
+      <w:r>
+        <w:rPr>
+          <w:sz w:val="28"/>
+          <w:szCs w:val="28"/>
+        </w:rPr>
+        <w:t xml:space="preserve">5. Почему на диаграмме должно быть от трех до шести блоков? </w:t>
+      </w:r>
+    </w:p>
+    <w:p>
+      <w:pPr>
+        <w:ind w:firstLine="0"/>
+        <w:rPr>
+          <w:sz w:val="28"/>
+          <w:szCs w:val="28"/>
+        </w:rPr>
+      </w:pPr>
+      <w:r>
+        <w:rPr>
+          <w:sz w:val="28"/>
+          <w:szCs w:val="28"/>
+        </w:rPr>
+        <w:t>Отвте</w:t>
+      </w:r>
+      <w:r>
+        <w:rPr>
+          <w:sz w:val="28"/>
+          <w:szCs w:val="28"/>
+        </w:rPr>
+        <w:t>: От 3 до 6 блоков, чтобы диаграмма оставалась достаточно подробной, но при этом читаемой.</w:t>
+      </w:r>
+    </w:p>
+    <w:p>
+      <w:pPr>
+        <w:ind w:firstLine="0"/>
+        <w:rPr>
+          <w:sz w:val="28"/>
+          <w:szCs w:val="28"/>
+        </w:rPr>
+      </w:pPr>
+    </w:p>
+    <w:p>
+      <w:pPr>
+        <w:ind w:firstLine="0"/>
+        <w:rPr>
+          <w:sz w:val="28"/>
+          <w:szCs w:val="28"/>
+        </w:rPr>
+      </w:pPr>
+      <w:r>
+        <w:rPr>
+          <w:sz w:val="28"/>
+          <w:szCs w:val="28"/>
+        </w:rPr>
+        <w:t xml:space="preserve">6. Что такое контекстная диаграмма и какой номер узла ей присваивается? </w:t>
+      </w:r>
+    </w:p>
+    <w:p>
+      <w:pPr>
+        <w:ind w:firstLine="0"/>
+        <w:rPr>
+          <w:sz w:val="28"/>
+          <w:szCs w:val="28"/>
+        </w:rPr>
+      </w:pPr>
+      <w:r>
+        <w:rPr>
+          <w:sz w:val="28"/>
+          <w:szCs w:val="28"/>
+        </w:rPr>
+        <w:t>Отвте</w:t>
+      </w:r>
+      <w:r>
+        <w:rPr>
+          <w:sz w:val="28"/>
+          <w:szCs w:val="28"/>
+        </w:rPr>
+        <w:t xml:space="preserve">: Контекстная диаграмма показывает систему как одну главную функцию. Её номер </w:t>
+      </w:r>
+      <w:r>
+        <w:rPr>
+          <w:sz w:val="28"/>
+          <w:szCs w:val="28"/>
+          <w:lang w:val="en-US"/>
+        </w:rPr>
+        <w:t>-</w:t>
+      </w:r>
+      <w:r>
+        <w:rPr>
+          <w:sz w:val="28"/>
+          <w:szCs w:val="28"/>
+        </w:rPr>
+        <w:t xml:space="preserve"> A-0.</w:t>
+      </w:r>
+    </w:p>
+    <w:p>
+      <w:pPr>
+        <w:ind w:firstLine="0"/>
+        <w:rPr>
+          <w:sz w:val="28"/>
+          <w:szCs w:val="28"/>
+        </w:rPr>
+      </w:pPr>
+    </w:p>
+    <w:p>
+      <w:pPr>
+        <w:ind w:firstLine="0"/>
+        <w:rPr>
+          <w:sz w:val="28"/>
+          <w:szCs w:val="28"/>
+        </w:rPr>
+      </w:pPr>
+      <w:r>
+        <w:rPr>
+          <w:sz w:val="28"/>
+          <w:szCs w:val="28"/>
+        </w:rPr>
+        <w:t xml:space="preserve">7. Как связаны нумерация функциональных блоков и номера диаграмм декомпозиции? </w:t>
+      </w:r>
+    </w:p>
+    <w:p>
+      <w:pPr>
+        <w:ind w:firstLine="0"/>
+        <w:rPr>
+          <w:sz w:val="28"/>
+          <w:szCs w:val="28"/>
+        </w:rPr>
+      </w:pPr>
+      <w:r>
+        <w:rPr>
+          <w:sz w:val="28"/>
+          <w:szCs w:val="28"/>
+        </w:rPr>
+        <w:t>Отвте</w:t>
+      </w:r>
+      <w:r>
+        <w:rPr>
+          <w:sz w:val="28"/>
+          <w:szCs w:val="28"/>
+        </w:rPr>
+        <w:t>: Номер блока соответствует номеру диаграммы его декомпозиции: A1 → диаграмма A1, A2 → диаграмма A2 и т. д.</w:t>
+      </w:r>
+    </w:p>
+    <w:p>
+      <w:pPr>
+        <w:ind w:firstLine="0"/>
+        <w:rPr>
+          <w:sz w:val="28"/>
+          <w:szCs w:val="28"/>
+        </w:rPr>
+      </w:pPr>
+    </w:p>
+    <w:p>
+      <w:pPr>
+        <w:ind w:firstLine="0"/>
+        <w:rPr>
+          <w:sz w:val="28"/>
+          <w:szCs w:val="28"/>
+        </w:rPr>
+      </w:pPr>
+      <w:r>
+        <w:rPr>
+          <w:sz w:val="28"/>
+          <w:szCs w:val="28"/>
+        </w:rPr>
+        <w:t xml:space="preserve">8. Что такое миграция стрелок и как проверить ее корректность с помощью ICOM кодов? </w:t>
+      </w:r>
+    </w:p>
+    <w:p>
+      <w:pPr>
+        <w:ind w:firstLine="0"/>
+        <w:rPr>
+          <w:sz w:val="28"/>
+          <w:szCs w:val="28"/>
+        </w:rPr>
+      </w:pPr>
+      <w:r>
+        <w:rPr>
+          <w:sz w:val="28"/>
+          <w:szCs w:val="28"/>
+        </w:rPr>
+        <w:t>Отвте</w:t>
+      </w:r>
+      <w:r>
+        <w:rPr>
+          <w:sz w:val="28"/>
+          <w:szCs w:val="28"/>
+        </w:rPr>
+        <w:t xml:space="preserve">: Миграция стрелок </w:t>
+      </w:r>
+      <w:r>
+        <w:rPr>
+          <w:sz w:val="28"/>
+          <w:szCs w:val="28"/>
+        </w:rPr>
+        <w:t>-</w:t>
+      </w:r>
+      <w:r>
+        <w:rPr>
+          <w:sz w:val="28"/>
+          <w:szCs w:val="28"/>
+        </w:rPr>
+        <w:t xml:space="preserve"> перенос граничных стрелок с родительской диаграммы на дочернюю. Проверяется по соответствию ICOM-кодов.</w:t>
+      </w:r>
+    </w:p>
+    <w:p>
+      <w:pPr>
+        <w:ind w:firstLine="0"/>
+        <w:rPr>
+          <w:sz w:val="28"/>
+          <w:szCs w:val="28"/>
+        </w:rPr>
+      </w:pPr>
+    </w:p>
+    <w:p>
+      <w:pPr>
+        <w:ind w:firstLine="0"/>
+        <w:rPr>
+          <w:sz w:val="28"/>
+          <w:szCs w:val="28"/>
+        </w:rPr>
+      </w:pPr>
+      <w:r>
+        <w:rPr>
+          <w:sz w:val="28"/>
+          <w:szCs w:val="28"/>
+        </w:rPr>
+        <w:t xml:space="preserve">9. Что такое несвязанная стрелка и почему она считается синтаксической ошибкой? </w:t>
+      </w:r>
+    </w:p>
+    <w:p>
+      <w:pPr>
+        <w:ind w:firstLine="0"/>
+        <w:rPr>
+          <w:sz w:val="28"/>
+          <w:szCs w:val="28"/>
+        </w:rPr>
+      </w:pPr>
+      <w:r>
+        <w:rPr>
+          <w:sz w:val="28"/>
+          <w:szCs w:val="28"/>
+        </w:rPr>
+        <w:t>Отвте</w:t>
+      </w:r>
+      <w:r>
+        <w:rPr>
+          <w:sz w:val="28"/>
+          <w:szCs w:val="28"/>
+        </w:rPr>
+        <w:t xml:space="preserve">: Несвязанная стрелка </w:t>
+      </w:r>
+      <w:r>
+        <w:rPr>
+          <w:sz w:val="28"/>
+          <w:szCs w:val="28"/>
+        </w:rPr>
+        <w:t>-</w:t>
+      </w:r>
+      <w:r>
+        <w:rPr>
+          <w:sz w:val="28"/>
+          <w:szCs w:val="28"/>
+        </w:rPr>
+        <w:t xml:space="preserve"> стрелка, которая не соединена с функцией. Это синтаксическая ошибка модели.</w:t>
+      </w:r>
+    </w:p>
+    <w:p>
+      <w:pPr>
+        <w:ind w:firstLine="0"/>
+        <w:rPr>
+          <w:sz w:val="28"/>
+          <w:szCs w:val="28"/>
+        </w:rPr>
+      </w:pPr>
+    </w:p>
+    <w:p>
+      <w:pPr>
+        <w:ind w:firstLine="0"/>
+        <w:rPr>
+          <w:sz w:val="28"/>
+          <w:szCs w:val="28"/>
+        </w:rPr>
+      </w:pPr>
+      <w:r>
+        <w:rPr>
+          <w:sz w:val="28"/>
+          <w:szCs w:val="28"/>
+        </w:rPr>
+        <w:lastRenderedPageBreak/>
+        <w:t xml:space="preserve">10. Перечислите пять типов связей между работами и приведите пример каждой из них. </w:t>
+      </w:r>
+    </w:p>
+    <w:p>
+      <w:pPr>
+        <w:ind w:firstLine="0"/>
+        <w:rPr>
+          <w:sz w:val="28"/>
+          <w:szCs w:val="28"/>
+        </w:rPr>
+      </w:pPr>
+      <w:r>
+        <w:rPr>
+          <w:sz w:val="28"/>
+          <w:szCs w:val="28"/>
+        </w:rPr>
+        <w:t>Отвте</w:t>
+      </w:r>
+      <w:r>
+        <w:rPr>
+          <w:sz w:val="28"/>
+          <w:szCs w:val="28"/>
+        </w:rPr>
+        <w:t>: Пять типов связей:</w:t>
+      </w:r>
+    </w:p>
+    <w:p>
+      <w:pPr>
+        <w:ind w:firstLine="0"/>
+        <w:rPr>
+          <w:sz w:val="28"/>
+          <w:szCs w:val="28"/>
+        </w:rPr>
+      </w:pPr>
+      <w:r>
+        <w:rPr>
+          <w:sz w:val="28"/>
+          <w:szCs w:val="28"/>
+        </w:rPr>
+        <w:t>управление;</w:t>
+      </w:r>
+    </w:p>
+    <w:p>
+      <w:pPr>
+        <w:ind w:firstLine="0"/>
+        <w:rPr>
+          <w:sz w:val="28"/>
+          <w:szCs w:val="28"/>
+        </w:rPr>
+      </w:pPr>
+      <w:r>
+        <w:rPr>
+          <w:sz w:val="28"/>
+          <w:szCs w:val="28"/>
+        </w:rPr>
+        <w:t>вход;</w:t>
+      </w:r>
+    </w:p>
+    <w:p>
+      <w:pPr>
+        <w:ind w:firstLine="0"/>
+        <w:rPr>
+          <w:sz w:val="28"/>
+          <w:szCs w:val="28"/>
+        </w:rPr>
+      </w:pPr>
+      <w:r>
+        <w:rPr>
+          <w:sz w:val="28"/>
+          <w:szCs w:val="28"/>
+        </w:rPr>
+        <w:t>выход;</w:t>
+      </w:r>
+    </w:p>
+    <w:p>
+      <w:pPr>
+        <w:ind w:firstLine="0"/>
+        <w:rPr>
+          <w:sz w:val="28"/>
+          <w:szCs w:val="28"/>
+        </w:rPr>
+      </w:pPr>
+      <w:r>
+        <w:rPr>
+          <w:sz w:val="28"/>
+          <w:szCs w:val="28"/>
+        </w:rPr>
+        <w:t>механизм;</w:t>
+      </w:r>
+    </w:p>
+    <w:p>
+      <w:pPr>
+        <w:ind w:firstLine="0"/>
+        <w:rPr>
+          <w:sz w:val="28"/>
+          <w:szCs w:val="28"/>
+        </w:rPr>
+      </w:pPr>
+      <w:r>
+        <w:rPr>
+          <w:sz w:val="28"/>
+          <w:szCs w:val="28"/>
+        </w:rPr>
+        <w:t>обратная связь.</w:t>
+      </w:r>
+    </w:p>
+    <w:p>
+      <w:pPr>
+        <w:ind w:firstLine="0"/>
+        <w:rPr>
+          <w:sz w:val="28"/>
+          <w:szCs w:val="28"/>
+        </w:rPr>
+      </w:pPr>
+    </w:p>
+    <w:p>
+      <w:pPr>
+        <w:ind w:firstLine="0"/>
+        <w:rPr>
+          <w:sz w:val="28"/>
+          <w:szCs w:val="28"/>
+        </w:rPr>
+      </w:pPr>
+      <w:r>
+        <w:rPr>
+          <w:sz w:val="28"/>
+          <w:szCs w:val="28"/>
+        </w:rPr>
+        <w:t xml:space="preserve">11. В каких случаях применяется обратная связь по управлению и о чем свидетельствует ее наличие в модели? </w:t>
+      </w:r>
+    </w:p>
+    <w:p>
+      <w:pPr>
+        <w:ind w:firstLine="0"/>
+        <w:rPr>
+          <w:sz w:val="28"/>
+          <w:szCs w:val="28"/>
+        </w:rPr>
+      </w:pPr>
+      <w:r>
+        <w:rPr>
+          <w:sz w:val="28"/>
+          <w:szCs w:val="28"/>
+        </w:rPr>
+        <w:t>Отвте</w:t>
+      </w:r>
+      <w:r>
+        <w:rPr>
+          <w:sz w:val="28"/>
+          <w:szCs w:val="28"/>
+        </w:rPr>
+        <w:t>: Обратная связь по управлению используется, когда результат одной работы влияет на управление другой. Она показывает наличие корректировки или контроля процесса.</w:t>
+      </w:r>
+    </w:p>
+    <w:p>
+      <w:pPr>
+        <w:ind w:firstLine="0"/>
+        <w:rPr>
+          <w:sz w:val="28"/>
+          <w:szCs w:val="28"/>
+        </w:rPr>
+      </w:pPr>
+    </w:p>
+    <w:p>
+      <w:pPr>
+        <w:ind w:firstLine="0"/>
+        <w:rPr>
+          <w:sz w:val="28"/>
+          <w:szCs w:val="28"/>
+        </w:rPr>
+      </w:pPr>
+      <w:r>
+        <w:rPr>
+          <w:sz w:val="28"/>
+          <w:szCs w:val="28"/>
+        </w:rPr>
+        <w:t xml:space="preserve">12. Для чего применяется туннелирование стрелок? Как обозначается туннель? </w:t>
+      </w:r>
+    </w:p>
+    <w:p>
+      <w:pPr>
+        <w:ind w:firstLine="0"/>
+        <w:rPr>
+          <w:sz w:val="28"/>
+          <w:szCs w:val="28"/>
+        </w:rPr>
+      </w:pPr>
+      <w:r>
+        <w:rPr>
+          <w:sz w:val="28"/>
+          <w:szCs w:val="28"/>
+        </w:rPr>
+        <w:t>Отвте</w:t>
+      </w:r>
+      <w:r>
+        <w:rPr>
+          <w:sz w:val="28"/>
+          <w:szCs w:val="28"/>
+        </w:rPr>
+        <w:t>: Туннелирование применяется, чтобы не отображать стрелку на следующем уровне, если она там несущественна. Обозначается специальным туннельным символом.</w:t>
+      </w:r>
+    </w:p>
+    <w:p>
+      <w:pPr>
+        <w:ind w:firstLine="0"/>
+        <w:rPr>
+          <w:sz w:val="28"/>
+          <w:szCs w:val="28"/>
+        </w:rPr>
+      </w:pPr>
+    </w:p>
+    <w:p>
+      <w:pPr>
+        <w:ind w:firstLine="0"/>
+        <w:rPr>
+          <w:sz w:val="28"/>
+          <w:szCs w:val="28"/>
+        </w:rPr>
+      </w:pPr>
+      <w:r>
+        <w:rPr>
+          <w:sz w:val="28"/>
+          <w:szCs w:val="28"/>
+        </w:rPr>
+        <w:t xml:space="preserve">13. Каковы правила именования ветвей при разветвлении и слиянии стрелок? </w:t>
+      </w:r>
+    </w:p>
+    <w:p>
+      <w:pPr>
+        <w:ind w:firstLine="0"/>
+        <w:rPr>
+          <w:sz w:val="28"/>
+          <w:szCs w:val="28"/>
+        </w:rPr>
+      </w:pPr>
+      <w:r>
+        <w:rPr>
+          <w:sz w:val="28"/>
+          <w:szCs w:val="28"/>
+        </w:rPr>
+        <w:t>Отвте</w:t>
+      </w:r>
+      <w:r>
+        <w:rPr>
+          <w:sz w:val="28"/>
+          <w:szCs w:val="28"/>
+        </w:rPr>
+        <w:t>: При разветвлении ветви получают собственные названия. При слиянии несколько стрелок объединяются в одну с соответствующим общим названием.</w:t>
+      </w:r>
+    </w:p>
+    <w:p>
+      <w:pPr>
+        <w:ind w:firstLine="0"/>
+        <w:rPr>
+          <w:sz w:val="28"/>
+          <w:szCs w:val="28"/>
+        </w:rPr>
+      </w:pPr>
+    </w:p>
+    <w:p>
+      <w:pPr>
+        <w:ind w:firstLine="0"/>
+        <w:rPr>
+          <w:sz w:val="28"/>
+          <w:szCs w:val="28"/>
+        </w:rPr>
+      </w:pPr>
+      <w:r>
+        <w:rPr>
+          <w:sz w:val="28"/>
+          <w:szCs w:val="28"/>
+        </w:rPr>
+        <w:t xml:space="preserve">14. В чем различие моделей AS-IS и TO-BE и в какой последовательности они строятся? </w:t>
+      </w:r>
+    </w:p>
+    <w:p>
+      <w:pPr>
+        <w:ind w:firstLine="0"/>
+        <w:rPr>
+          <w:sz w:val="28"/>
+          <w:szCs w:val="28"/>
+        </w:rPr>
+      </w:pPr>
+      <w:r>
+        <w:rPr>
+          <w:sz w:val="28"/>
+          <w:szCs w:val="28"/>
+        </w:rPr>
+        <w:t>Отвте</w:t>
+      </w:r>
+      <w:r>
+        <w:rPr>
+          <w:sz w:val="28"/>
+          <w:szCs w:val="28"/>
+        </w:rPr>
+        <w:t xml:space="preserve">: AS-IS </w:t>
+      </w:r>
+      <w:r>
+        <w:rPr>
+          <w:sz w:val="28"/>
+          <w:szCs w:val="28"/>
+        </w:rPr>
+        <w:t>-</w:t>
+      </w:r>
+      <w:r>
+        <w:rPr>
+          <w:sz w:val="28"/>
+          <w:szCs w:val="28"/>
+        </w:rPr>
+        <w:t xml:space="preserve"> модель существующего состояния («как есть»). TO-BE </w:t>
+      </w:r>
+      <w:r>
+        <w:rPr>
+          <w:sz w:val="28"/>
+          <w:szCs w:val="28"/>
+        </w:rPr>
+        <w:t>-</w:t>
+      </w:r>
+      <w:r>
+        <w:rPr>
+          <w:sz w:val="28"/>
+          <w:szCs w:val="28"/>
+        </w:rPr>
+        <w:t xml:space="preserve"> будущая улучшенная организация («как будет»). Сначала строят AS-IS, затем TO-BE.</w:t>
+      </w:r>
+    </w:p>
+    <w:p>
+      <w:pPr>
+        <w:ind w:firstLine="0"/>
+        <w:rPr>
+          <w:sz w:val="28"/>
+          <w:szCs w:val="28"/>
+        </w:rPr>
+      </w:pPr>
+    </w:p>
+    <w:p>
+      <w:pPr>
+        <w:ind w:firstLine="0"/>
+        <w:rPr>
+          <w:sz w:val="28"/>
+          <w:szCs w:val="28"/>
+        </w:rPr>
+      </w:pPr>
+      <w:r>
+        <w:rPr>
+          <w:sz w:val="28"/>
+          <w:szCs w:val="28"/>
+        </w:rPr>
+        <w:t xml:space="preserve">15. Какие признаки неэффективной организации работ выявляются при анализе модели AS-IS? </w:t>
+      </w:r>
+    </w:p>
+    <w:p>
+      <w:pPr>
+        <w:ind w:firstLine="0"/>
+        <w:rPr>
+          <w:sz w:val="28"/>
+          <w:szCs w:val="28"/>
+        </w:rPr>
+      </w:pPr>
+      <w:r>
+        <w:rPr>
+          <w:sz w:val="28"/>
+          <w:szCs w:val="28"/>
+        </w:rPr>
+        <w:t>Отвте</w:t>
+      </w:r>
+      <w:r>
+        <w:rPr>
+          <w:sz w:val="28"/>
+          <w:szCs w:val="28"/>
+        </w:rPr>
+        <w:t>: В AS-IS можно выявить дублирование, бесполезные или неуправляемые работы, неэффективный документооборот и отсутствие обратных связей.</w:t>
+      </w:r>
+    </w:p>
+    <w:p>
+      <w:pPr>
+        <w:ind w:firstLine="0"/>
+        <w:rPr>
+          <w:sz w:val="28"/>
+          <w:szCs w:val="28"/>
+        </w:rPr>
+      </w:pPr>
+    </w:p>
+    <w:p>
+      <w:pPr>
+        <w:ind w:firstLine="0"/>
+        <w:rPr>
+          <w:sz w:val="28"/>
+          <w:szCs w:val="28"/>
+        </w:rPr>
+      </w:pPr>
+      <w:r>
+        <w:rPr>
+          <w:sz w:val="28"/>
+          <w:szCs w:val="28"/>
+        </w:rPr>
+        <w:t xml:space="preserve">16. Чем возможности нотации BPMN 2.0 отличаются от возможностей IDEF0? </w:t>
+      </w:r>
+    </w:p>
+    <w:p>
+      <w:pPr>
+        <w:ind w:firstLine="0"/>
+        <w:rPr>
+          <w:sz w:val="28"/>
+          <w:szCs w:val="28"/>
+        </w:rPr>
+      </w:pPr>
+      <w:r>
+        <w:rPr>
+          <w:sz w:val="28"/>
+          <w:szCs w:val="28"/>
+        </w:rPr>
+        <w:t>Отвте</w:t>
+      </w:r>
+      <w:r>
+        <w:rPr>
+          <w:sz w:val="28"/>
+          <w:szCs w:val="28"/>
+        </w:rPr>
+        <w:t>: IDEF0 показывает функции и их связи, но не описывает временную последовательность. BPMN 2.0 позволяет моделировать события, последовательность, исполнителей и ветвления процессов.</w:t>
+      </w:r>
+    </w:p>
+    <w:p>
+      <w:pPr>
+        <w:ind w:firstLine="0"/>
+        <w:rPr>
+          <w:sz w:val="28"/>
+          <w:szCs w:val="28"/>
+        </w:rPr>
+      </w:pPr>
+    </w:p>
+    <w:p>
+      <w:pPr>
+        <w:ind w:firstLine="0"/>
+        <w:rPr>
+          <w:sz w:val="28"/>
+          <w:szCs w:val="28"/>
+        </w:rPr>
+      </w:pPr>
+      <w:r>
+        <w:rPr>
+          <w:sz w:val="28"/>
+          <w:szCs w:val="28"/>
+        </w:rPr>
+        <w:t xml:space="preserve">17. Какие поля содержит каркас диаграммы и для чего они используются при экспертизе модели? </w:t>
+      </w:r>
+    </w:p>
+    <w:p>
+      <w:pPr>
+        <w:ind w:firstLine="0"/>
+        <w:rPr>
+          <w:sz w:val="28"/>
+          <w:szCs w:val="28"/>
+        </w:rPr>
+      </w:pPr>
+      <w:r>
+        <w:rPr>
+          <w:sz w:val="28"/>
+          <w:szCs w:val="28"/>
+        </w:rPr>
+        <w:lastRenderedPageBreak/>
+        <w:t>Отвте</w:t>
+      </w:r>
+      <w:r>
+        <w:rPr>
+          <w:sz w:val="28"/>
+          <w:szCs w:val="28"/>
+          <w:lang w:val="en-US"/>
+        </w:rPr>
+        <w:t>:</w:t>
+      </w:r>
+      <w:r>
+        <w:rPr>
+          <w:sz w:val="28"/>
+          <w:szCs w:val="28"/>
+          <w:lang w:val="en-US"/>
+        </w:rPr>
+        <w:t xml:space="preserve"> </w:t>
+      </w:r>
+      <w:r>
+        <w:rPr>
+          <w:sz w:val="28"/>
+          <w:szCs w:val="28"/>
+          <w:lang w:val="en-US"/>
+        </w:rPr>
+        <w:t xml:space="preserve">Каркас содержит поля AUTHOR, DATE, NODE, TITLE, NUMBER. </w:t>
+      </w:r>
+      <w:r>
+        <w:rPr>
+          <w:sz w:val="28"/>
+          <w:szCs w:val="28"/>
+        </w:rPr>
+        <w:t>Они нужны для идентификации и экспертизы диаграммы.</w:t>
+      </w:r>
+    </w:p>
+    <w:p>
+      <w:pPr>
+        <w:ind w:firstLine="0"/>
+        <w:rPr>
+          <w:sz w:val="28"/>
+          <w:szCs w:val="28"/>
+        </w:rPr>
+      </w:pPr>
+    </w:p>
+    <w:p>
+      <w:pPr>
+        <w:ind w:firstLine="0"/>
+        <w:rPr>
+          <w:sz w:val="28"/>
+          <w:szCs w:val="28"/>
+        </w:rPr>
+      </w:pPr>
+      <w:r>
+        <w:rPr>
+          <w:sz w:val="28"/>
+          <w:szCs w:val="28"/>
+        </w:rPr>
+        <w:t>18. Почему файл модели целесообразно хранить в репозитории системы контроля версий вместе с исходным кодом проекта?</w:t>
+      </w:r>
+    </w:p>
+    <w:p>
+      <w:pPr>
+        <w:ind w:firstLine="0"/>
+        <w:rPr>
+          <w:sz w:val="28"/>
+          <w:szCs w:val="28"/>
+        </w:rPr>
+      </w:pPr>
+      <w:r>
+        <w:rPr>
+          <w:sz w:val="28"/>
+          <w:szCs w:val="28"/>
+        </w:rPr>
+        <w:t>Отвте</w:t>
+      </w:r>
+      <w:r>
+        <w:rPr>
+          <w:sz w:val="28"/>
+          <w:szCs w:val="28"/>
+        </w:rPr>
+        <w:t>: Файл .drawio удобно хранить в системе контроля версий вместе с исходным кодом, потому что это позволяет хранить историю изменений и совместно работать над моделью.</w:t>
+      </w:r>
+    </w:p>
+    <w:p>
+      <w:pPr>
+        <w:ind w:firstLine="0"/>
+        <w:rPr>
+          <w:sz w:val="28"/>
+          <w:szCs w:val="28"/>
+        </w:rPr>
+      </w:pPr>
+    </w:p>
+    <w:p>
+      <w:pPr>
+        <w:pStyle w:val="3"/>
+        <w:rPr>
           <w:color w:val="auto"/>
           <w:lang w:val="en-US"/>
         </w:rPr>
       </w:pPr>
-    </w:p>
-    <w:p>
-      <w:pPr>
-        <w:pStyle w:val="ad"/>
-        <w:ind w:firstLine="0"/>
-        <w:rPr>
-          <w:rFonts w:cs="Times New Roman"/>
-          <w:b/>
-          <w:bCs/>
-          <w:color w:val="auto"/>
-        </w:rPr>
-      </w:pPr>
-      <w:r>
-        <w:rPr>
-          <w:rFonts w:cs="Times New Roman"/>
-          <w:b/>
-          <w:bCs/>
-          <w:color w:val="auto"/>
-        </w:rPr>
-        <w:t>Контрольные вопросы</w:t>
-      </w:r>
-    </w:p>
-    <w:p>
-      <w:pPr>
-        <w:ind w:left="644" w:firstLine="0"/>
-        <w:rPr>
-          <w:sz w:val="28"/>
-          <w:szCs w:val="28"/>
-        </w:rPr>
-      </w:pPr>
-    </w:p>
-    <w:p>
-      <w:pPr>
-        <w:ind w:firstLine="0"/>
-        <w:rPr>
-          <w:sz w:val="28"/>
-          <w:szCs w:val="28"/>
-        </w:rPr>
-      </w:pPr>
-      <w:r>
-        <w:rPr>
-          <w:sz w:val="28"/>
-          <w:szCs w:val="28"/>
-        </w:rPr>
-        <w:t xml:space="preserve">1. Что такое функциональная модель и на какие вопросы она отвечает? </w:t>
-      </w:r>
-    </w:p>
-    <w:p>
-      <w:pPr>
-        <w:ind w:firstLine="0"/>
-        <w:rPr>
-          <w:sz w:val="28"/>
-          <w:szCs w:val="28"/>
-        </w:rPr>
-      </w:pPr>
-      <w:r>
-        <w:rPr>
-          <w:sz w:val="28"/>
-          <w:szCs w:val="28"/>
-        </w:rPr>
-        <w:t>Отвте</w:t>
-      </w:r>
-      <w:r>
-        <w:rPr>
-          <w:sz w:val="28"/>
-          <w:szCs w:val="28"/>
-        </w:rPr>
-        <w:t>: Функциональная модель показывает функции объекта и связи между ними; отвечает на вопросы, что выполняется и чем связано.</w:t>
-      </w:r>
-    </w:p>
-    <w:p>
-      <w:pPr>
-        <w:ind w:firstLine="0"/>
-        <w:rPr>
-          <w:sz w:val="28"/>
-          <w:szCs w:val="28"/>
-        </w:rPr>
-      </w:pPr>
-    </w:p>
-    <w:p>
-      <w:pPr>
-        <w:ind w:firstLine="0"/>
-        <w:rPr>
-          <w:sz w:val="28"/>
-          <w:szCs w:val="28"/>
-        </w:rPr>
-      </w:pPr>
-      <w:r>
-        <w:rPr>
-          <w:sz w:val="28"/>
-          <w:szCs w:val="28"/>
-        </w:rPr>
-        <w:lastRenderedPageBreak/>
-        <w:t xml:space="preserve">2. Чем цель модели отличается от точки зрения модели и почему обе формулируются до начала построения диаграмм? </w:t>
-      </w:r>
-    </w:p>
-    <w:p>
-      <w:pPr>
-        <w:ind w:firstLine="0"/>
-        <w:rPr>
-          <w:sz w:val="28"/>
-          <w:szCs w:val="28"/>
-        </w:rPr>
-      </w:pPr>
-      <w:r>
-        <w:rPr>
-          <w:sz w:val="28"/>
-          <w:szCs w:val="28"/>
-        </w:rPr>
-        <w:t>Отвте</w:t>
-      </w:r>
-      <w:r>
-        <w:rPr>
-          <w:sz w:val="28"/>
-          <w:szCs w:val="28"/>
-        </w:rPr>
-        <w:t>: Цель определяет, зачем строится модель и на какие вопросы она должна ответить. Точка зрения показывает, с позиции какого участника рассматривается система. Их задают заранее, чтобы определить содержание модели.</w:t>
-      </w:r>
-    </w:p>
-    <w:p>
-      <w:pPr>
-        <w:ind w:firstLine="0"/>
-        <w:rPr>
-          <w:sz w:val="28"/>
-          <w:szCs w:val="28"/>
-        </w:rPr>
-      </w:pPr>
-    </w:p>
-    <w:p>
-      <w:pPr>
-        <w:ind w:firstLine="0"/>
-        <w:rPr>
-          <w:sz w:val="28"/>
-          <w:szCs w:val="28"/>
-        </w:rPr>
-      </w:pPr>
-      <w:r>
-        <w:rPr>
-          <w:sz w:val="28"/>
-          <w:szCs w:val="28"/>
-        </w:rPr>
-        <w:t xml:space="preserve">3. Назовите пять типов интерфейсных дуг IDEF0 и укажите, к какой грани блока присоединяется каждый тип. </w:t>
-      </w:r>
-    </w:p>
-    <w:p>
-      <w:pPr>
-        <w:ind w:firstLine="0"/>
-        <w:rPr>
-          <w:sz w:val="28"/>
-          <w:szCs w:val="28"/>
-        </w:rPr>
-      </w:pPr>
-      <w:r>
-        <w:rPr>
-          <w:sz w:val="28"/>
-          <w:szCs w:val="28"/>
-        </w:rPr>
-        <w:t>Отвте</w:t>
-      </w:r>
-      <w:r>
-        <w:rPr>
-          <w:sz w:val="28"/>
-          <w:szCs w:val="28"/>
-        </w:rPr>
-        <w:t>:</w:t>
-      </w:r>
-      <w:r>
-        <w:rPr>
-          <w:sz w:val="28"/>
-          <w:szCs w:val="28"/>
-        </w:rPr>
-        <w:t xml:space="preserve"> Пять типов дуг:</w:t>
-      </w:r>
-    </w:p>
-    <w:p>
-      <w:pPr>
-        <w:ind w:firstLine="0"/>
-        <w:rPr>
-          <w:sz w:val="28"/>
-          <w:szCs w:val="28"/>
-        </w:rPr>
-      </w:pPr>
-      <w:r>
-        <w:rPr>
-          <w:sz w:val="28"/>
-          <w:szCs w:val="28"/>
-        </w:rPr>
-        <w:t>Вход — слева;</w:t>
-      </w:r>
-    </w:p>
-    <w:p>
-      <w:pPr>
-        <w:ind w:firstLine="0"/>
-        <w:rPr>
-          <w:sz w:val="28"/>
-          <w:szCs w:val="28"/>
-        </w:rPr>
-      </w:pPr>
-      <w:r>
-        <w:rPr>
-          <w:sz w:val="28"/>
-          <w:szCs w:val="28"/>
-        </w:rPr>
-        <w:t>Управление — сверху;</w:t>
-      </w:r>
-    </w:p>
-    <w:p>
-      <w:pPr>
-        <w:ind w:firstLine="0"/>
-        <w:rPr>
-          <w:sz w:val="28"/>
-          <w:szCs w:val="28"/>
-        </w:rPr>
-      </w:pPr>
-      <w:r>
-        <w:rPr>
-          <w:sz w:val="28"/>
-          <w:szCs w:val="28"/>
-        </w:rPr>
-        <w:t>Выход — справа;</w:t>
-      </w:r>
-    </w:p>
-    <w:p>
-      <w:pPr>
-        <w:ind w:firstLine="0"/>
-        <w:rPr>
-          <w:sz w:val="28"/>
-          <w:szCs w:val="28"/>
-        </w:rPr>
-      </w:pPr>
-      <w:r>
-        <w:rPr>
-          <w:sz w:val="28"/>
-          <w:szCs w:val="28"/>
-        </w:rPr>
-        <w:t>Механизм — снизу;</w:t>
-      </w:r>
-    </w:p>
-    <w:p>
-      <w:pPr>
-        <w:ind w:firstLine="0"/>
-        <w:rPr>
-          <w:sz w:val="28"/>
-          <w:szCs w:val="28"/>
-        </w:rPr>
-      </w:pPr>
-      <w:r>
-        <w:rPr>
-          <w:sz w:val="28"/>
-          <w:szCs w:val="28"/>
-        </w:rPr>
-        <w:t>Вызов (</w:t>
-      </w:r>
-      <w:r>
-        <w:rPr>
-          <w:sz w:val="28"/>
-          <w:szCs w:val="28"/>
-          <w:lang w:val="en-US"/>
-        </w:rPr>
-        <w:t>Call</w:t>
-      </w:r>
-      <w:r>
-        <w:rPr>
-          <w:sz w:val="28"/>
-          <w:szCs w:val="28"/>
-        </w:rPr>
-        <w:t>) — снизу.</w:t>
-      </w:r>
-    </w:p>
-    <w:p>
-      <w:pPr>
-        <w:ind w:firstLine="0"/>
-        <w:rPr>
-          <w:sz w:val="28"/>
-          <w:szCs w:val="28"/>
-        </w:rPr>
-      </w:pPr>
-    </w:p>
-    <w:p>
-      <w:pPr>
-        <w:ind w:firstLine="0"/>
-        <w:rPr>
-          <w:sz w:val="28"/>
-          <w:szCs w:val="28"/>
-        </w:rPr>
-      </w:pPr>
-      <w:r>
-        <w:rPr>
-          <w:sz w:val="28"/>
-          <w:szCs w:val="28"/>
-        </w:rPr>
-        <w:t xml:space="preserve">4. Как отличить вход от управления? Приведите пример объекта, который в одной работе является входом, а в другой – управлением. </w:t>
-      </w:r>
-    </w:p>
-    <w:p>
-      <w:pPr>
-        <w:ind w:firstLine="0"/>
-        <w:rPr>
-          <w:sz w:val="28"/>
-          <w:szCs w:val="28"/>
-        </w:rPr>
-      </w:pPr>
-      <w:r>
-        <w:rPr>
-          <w:sz w:val="28"/>
-          <w:szCs w:val="28"/>
-        </w:rPr>
-        <w:t>Отвте</w:t>
-      </w:r>
-      <w:r>
-        <w:rPr>
-          <w:sz w:val="28"/>
-          <w:szCs w:val="28"/>
-        </w:rPr>
-        <w:t>: Вход преобразуется функцией, а управление определяет, как функция выполняется. Например, заявка может быть входом, а инструкция по её обработке — управлением.</w:t>
-      </w:r>
-    </w:p>
-    <w:p>
-      <w:pPr>
-        <w:ind w:firstLine="0"/>
-        <w:rPr>
-          <w:sz w:val="28"/>
-          <w:szCs w:val="28"/>
-        </w:rPr>
-      </w:pPr>
-    </w:p>
-    <w:p>
-      <w:pPr>
-        <w:ind w:firstLine="0"/>
-        <w:rPr>
-          <w:sz w:val="28"/>
-          <w:szCs w:val="28"/>
-        </w:rPr>
-      </w:pPr>
-      <w:r>
-        <w:rPr>
-          <w:sz w:val="28"/>
-          <w:szCs w:val="28"/>
-        </w:rPr>
-        <w:t xml:space="preserve">5. Почему на диаграмме должно быть от трех до шести блоков? </w:t>
-      </w:r>
-    </w:p>
-    <w:p>
-      <w:pPr>
-        <w:ind w:firstLine="0"/>
-        <w:rPr>
-          <w:sz w:val="28"/>
-          <w:szCs w:val="28"/>
-        </w:rPr>
-      </w:pPr>
-      <w:r>
-        <w:rPr>
-          <w:sz w:val="28"/>
-          <w:szCs w:val="28"/>
-        </w:rPr>
-        <w:t>Отвте</w:t>
-      </w:r>
-      <w:r>
-        <w:rPr>
-          <w:sz w:val="28"/>
-          <w:szCs w:val="28"/>
-        </w:rPr>
-        <w:t>: От 3 до 6 блоков, чтобы диаграмма оставалась достаточно подробной, но при этом читаемой.</w:t>
-      </w:r>
-    </w:p>
-    <w:p>
-      <w:pPr>
-        <w:ind w:firstLine="0"/>
-        <w:rPr>
-          <w:sz w:val="28"/>
-          <w:szCs w:val="28"/>
-        </w:rPr>
-      </w:pPr>
-    </w:p>
-    <w:p>
-      <w:pPr>
-        <w:ind w:firstLine="0"/>
-        <w:rPr>
-          <w:sz w:val="28"/>
-          <w:szCs w:val="28"/>
-        </w:rPr>
-      </w:pPr>
-      <w:r>
-        <w:rPr>
-          <w:sz w:val="28"/>
-          <w:szCs w:val="28"/>
-        </w:rPr>
-        <w:t xml:space="preserve">6. Что такое контекстная диаграмма и какой номер узла ей присваивается? </w:t>
-      </w:r>
-    </w:p>
-    <w:p>
-      <w:pPr>
-        <w:ind w:firstLine="0"/>
-        <w:rPr>
-          <w:sz w:val="28"/>
-          <w:szCs w:val="28"/>
-        </w:rPr>
-      </w:pPr>
-      <w:r>
-        <w:rPr>
-          <w:sz w:val="28"/>
-          <w:szCs w:val="28"/>
-        </w:rPr>
-        <w:t>Отвте</w:t>
-      </w:r>
-      <w:r>
-        <w:rPr>
-          <w:sz w:val="28"/>
-          <w:szCs w:val="28"/>
-        </w:rPr>
-        <w:t>: Контекстная диаграмма показывает систему как одну главную функцию. Её номер — A-0.</w:t>
-      </w:r>
-    </w:p>
-    <w:p>
-      <w:pPr>
-        <w:ind w:firstLine="0"/>
-        <w:rPr>
-          <w:sz w:val="28"/>
-          <w:szCs w:val="28"/>
-        </w:rPr>
-      </w:pPr>
-    </w:p>
-    <w:p>
-      <w:pPr>
-        <w:ind w:firstLine="0"/>
-        <w:rPr>
-          <w:sz w:val="28"/>
-          <w:szCs w:val="28"/>
-        </w:rPr>
-      </w:pPr>
-      <w:r>
-        <w:rPr>
-          <w:sz w:val="28"/>
-          <w:szCs w:val="28"/>
-        </w:rPr>
-        <w:t xml:space="preserve">7. Как связаны нумерация функциональных блоков и номера диаграмм декомпозиции? </w:t>
-      </w:r>
-    </w:p>
-    <w:p>
-      <w:pPr>
-        <w:ind w:firstLine="0"/>
-        <w:rPr>
-          <w:sz w:val="28"/>
-          <w:szCs w:val="28"/>
-        </w:rPr>
-      </w:pPr>
-      <w:r>
-        <w:rPr>
-          <w:sz w:val="28"/>
-          <w:szCs w:val="28"/>
-        </w:rPr>
-        <w:t>Отвте</w:t>
-      </w:r>
-      <w:r>
-        <w:rPr>
-          <w:sz w:val="28"/>
-          <w:szCs w:val="28"/>
-        </w:rPr>
-        <w:t>: Номер блока соответствует номеру диаграммы его декомпозиции: A1 → диаграмма A1, A2 → диаграмма A2 и т. д.</w:t>
-      </w:r>
-    </w:p>
-    <w:p>
-      <w:pPr>
-        <w:ind w:firstLine="0"/>
-        <w:rPr>
-          <w:sz w:val="28"/>
-          <w:szCs w:val="28"/>
-        </w:rPr>
-      </w:pPr>
-    </w:p>
-    <w:p>
-      <w:pPr>
-        <w:ind w:firstLine="0"/>
-        <w:rPr>
-          <w:sz w:val="28"/>
-          <w:szCs w:val="28"/>
-          <w:lang w:val="en-US"/>
-        </w:rPr>
-      </w:pPr>
-      <w:r>
-        <w:rPr>
-          <w:sz w:val="28"/>
-          <w:szCs w:val="28"/>
-        </w:rPr>
-        <w:t xml:space="preserve">8. Что такое миграция стрелок и как проверить ее корректность с помощью ICOM кодов? </w:t>
-      </w:r>
-    </w:p>
-    <w:p>
-      <w:pPr>
-        <w:ind w:firstLine="0"/>
-        <w:rPr>
-          <w:sz w:val="28"/>
-          <w:szCs w:val="28"/>
-          <w:lang w:val="en-US"/>
-        </w:rPr>
-      </w:pPr>
-      <w:r>
-        <w:rPr>
-          <w:sz w:val="28"/>
-          <w:szCs w:val="28"/>
-        </w:rPr>
-        <w:t>Отвте</w:t>
-      </w:r>
-      <w:r>
-        <w:rPr>
-          <w:sz w:val="28"/>
-          <w:szCs w:val="28"/>
-        </w:rPr>
-        <w:t>: Миграция стрелок — перенос граничных стрелок с родительской диаграммы на дочернюю. Проверяется по соответствию ICOM-кодов.</w:t>
-      </w:r>
-    </w:p>
-    <w:p>
-      <w:pPr>
-        <w:ind w:firstLine="0"/>
-        <w:rPr>
-          <w:sz w:val="28"/>
-          <w:szCs w:val="28"/>
-          <w:lang w:val="en-US"/>
-        </w:rPr>
-      </w:pPr>
-    </w:p>
-    <w:p>
-      <w:pPr>
-        <w:ind w:firstLine="0"/>
-        <w:rPr>
-          <w:sz w:val="28"/>
-          <w:szCs w:val="28"/>
-        </w:rPr>
-      </w:pPr>
-      <w:r>
-        <w:rPr>
-          <w:sz w:val="28"/>
-          <w:szCs w:val="28"/>
-        </w:rPr>
-        <w:t xml:space="preserve">9. Что такое несвязанная стрелка и почему она считается синтаксической ошибкой? </w:t>
-      </w:r>
-    </w:p>
-    <w:p>
-      <w:pPr>
-        <w:ind w:firstLine="0"/>
-        <w:rPr>
-          <w:sz w:val="28"/>
-          <w:szCs w:val="28"/>
-        </w:rPr>
-      </w:pPr>
-      <w:r>
-        <w:rPr>
-          <w:sz w:val="28"/>
-          <w:szCs w:val="28"/>
-        </w:rPr>
-        <w:t>Отвте</w:t>
-      </w:r>
-      <w:r>
-        <w:rPr>
-          <w:sz w:val="28"/>
-          <w:szCs w:val="28"/>
-        </w:rPr>
-        <w:t>: Несвязанная стрелка — стрелка, которая не соединена с функцией. Это синтаксическая ошибка модели.</w:t>
-      </w:r>
-    </w:p>
-    <w:p>
-      <w:pPr>
-        <w:ind w:firstLine="0"/>
-        <w:rPr>
-          <w:sz w:val="28"/>
-          <w:szCs w:val="28"/>
-        </w:rPr>
-      </w:pPr>
-    </w:p>
-    <w:p>
-      <w:pPr>
-        <w:ind w:firstLine="0"/>
-        <w:rPr>
-          <w:sz w:val="28"/>
-          <w:szCs w:val="28"/>
-        </w:rPr>
-      </w:pPr>
-      <w:r>
-        <w:rPr>
-          <w:sz w:val="28"/>
-          <w:szCs w:val="28"/>
-        </w:rPr>
-        <w:lastRenderedPageBreak/>
-        <w:t xml:space="preserve">10. Перечислите пять типов связей между работами и приведите пример каждой из них. </w:t>
-      </w:r>
-    </w:p>
-    <w:p>
-      <w:pPr>
-        <w:ind w:firstLine="0"/>
-        <w:rPr>
-          <w:sz w:val="28"/>
-          <w:szCs w:val="28"/>
-        </w:rPr>
-      </w:pPr>
-      <w:r>
-        <w:rPr>
-          <w:sz w:val="28"/>
-          <w:szCs w:val="28"/>
-        </w:rPr>
-        <w:t>Отвте</w:t>
-      </w:r>
-      <w:r>
-        <w:rPr>
-          <w:sz w:val="28"/>
-          <w:szCs w:val="28"/>
-        </w:rPr>
-        <w:t>: Пять типов связей:</w:t>
-      </w:r>
-    </w:p>
-    <w:p>
-      <w:pPr>
-        <w:ind w:firstLine="0"/>
-        <w:rPr>
-          <w:sz w:val="28"/>
-          <w:szCs w:val="28"/>
-        </w:rPr>
-      </w:pPr>
-      <w:r>
-        <w:rPr>
-          <w:sz w:val="28"/>
-          <w:szCs w:val="28"/>
-        </w:rPr>
-        <w:t>управление;</w:t>
-      </w:r>
-    </w:p>
-    <w:p>
-      <w:pPr>
-        <w:ind w:firstLine="0"/>
-        <w:rPr>
-          <w:sz w:val="28"/>
-          <w:szCs w:val="28"/>
-        </w:rPr>
-      </w:pPr>
-      <w:r>
-        <w:rPr>
-          <w:sz w:val="28"/>
-          <w:szCs w:val="28"/>
-        </w:rPr>
-        <w:t>вход;</w:t>
-      </w:r>
-    </w:p>
-    <w:p>
-      <w:pPr>
-        <w:ind w:firstLine="0"/>
-        <w:rPr>
-          <w:sz w:val="28"/>
-          <w:szCs w:val="28"/>
-        </w:rPr>
-      </w:pPr>
-      <w:r>
-        <w:rPr>
-          <w:sz w:val="28"/>
-          <w:szCs w:val="28"/>
-        </w:rPr>
-        <w:t>выход;</w:t>
-      </w:r>
-    </w:p>
-    <w:p>
-      <w:pPr>
-        <w:ind w:firstLine="0"/>
-        <w:rPr>
-          <w:sz w:val="28"/>
-          <w:szCs w:val="28"/>
-        </w:rPr>
-      </w:pPr>
-      <w:r>
-        <w:rPr>
-          <w:sz w:val="28"/>
-          <w:szCs w:val="28"/>
-        </w:rPr>
-        <w:t>механизм;</w:t>
-      </w:r>
-    </w:p>
-    <w:p>
-      <w:pPr>
-        <w:ind w:firstLine="0"/>
-        <w:rPr>
-          <w:sz w:val="28"/>
-          <w:szCs w:val="28"/>
-        </w:rPr>
-      </w:pPr>
-      <w:r>
-        <w:rPr>
-          <w:sz w:val="28"/>
-          <w:szCs w:val="28"/>
-        </w:rPr>
-        <w:t>обратная связь.</w:t>
-      </w:r>
-    </w:p>
-    <w:p>
-      <w:pPr>
-        <w:ind w:firstLine="0"/>
-        <w:rPr>
-          <w:sz w:val="28"/>
-          <w:szCs w:val="28"/>
-        </w:rPr>
-      </w:pPr>
-    </w:p>
-    <w:p>
-      <w:pPr>
-        <w:ind w:firstLine="0"/>
-        <w:rPr>
-          <w:sz w:val="28"/>
-          <w:szCs w:val="28"/>
-        </w:rPr>
-      </w:pPr>
-      <w:r>
-        <w:rPr>
-          <w:sz w:val="28"/>
-          <w:szCs w:val="28"/>
-        </w:rPr>
-        <w:t xml:space="preserve">11. В каких случаях применяется обратная связь по управлению и о чем свидетельствует ее наличие в модели? </w:t>
-      </w:r>
-    </w:p>
-    <w:p>
-      <w:pPr>
-        <w:ind w:firstLine="0"/>
-        <w:rPr>
-          <w:sz w:val="28"/>
-          <w:szCs w:val="28"/>
-        </w:rPr>
-      </w:pPr>
-      <w:r>
-        <w:rPr>
-          <w:sz w:val="28"/>
-          <w:szCs w:val="28"/>
-        </w:rPr>
-        <w:t>Отвте</w:t>
-      </w:r>
-      <w:r>
-        <w:rPr>
-          <w:sz w:val="28"/>
-          <w:szCs w:val="28"/>
-        </w:rPr>
-        <w:t>: Обратная связь по управлению используется, когда результат одной работы влияет на управление другой. Она показывает наличие корректировки или контроля процесса.</w:t>
-      </w:r>
-    </w:p>
-    <w:p>
-      <w:pPr>
-        <w:ind w:firstLine="0"/>
-        <w:rPr>
-          <w:sz w:val="28"/>
-          <w:szCs w:val="28"/>
-        </w:rPr>
-      </w:pPr>
-    </w:p>
-    <w:p>
-      <w:pPr>
-        <w:ind w:firstLine="0"/>
-        <w:rPr>
-          <w:sz w:val="28"/>
-          <w:szCs w:val="28"/>
-        </w:rPr>
-      </w:pPr>
-      <w:r>
-        <w:rPr>
-          <w:sz w:val="28"/>
-          <w:szCs w:val="28"/>
-        </w:rPr>
-        <w:t xml:space="preserve">12. Для чего применяется туннелирование стрелок? Как обозначается туннель? </w:t>
-      </w:r>
-    </w:p>
-    <w:p>
-      <w:pPr>
-        <w:ind w:firstLine="0"/>
-        <w:rPr>
-          <w:sz w:val="28"/>
-          <w:szCs w:val="28"/>
-        </w:rPr>
-      </w:pPr>
-      <w:r>
-        <w:rPr>
-          <w:sz w:val="28"/>
-          <w:szCs w:val="28"/>
-        </w:rPr>
-        <w:t>Отвте</w:t>
-      </w:r>
-      <w:r>
-        <w:rPr>
-          <w:sz w:val="28"/>
-          <w:szCs w:val="28"/>
-        </w:rPr>
-        <w:t>: Туннелирование применяется, чтобы не отображать стрелку на следующем уровне, если она там несущественна. Обозначается специальным туннельным символом.</w:t>
-      </w:r>
-    </w:p>
-    <w:p>
-      <w:pPr>
-        <w:ind w:firstLine="0"/>
-        <w:rPr>
-          <w:sz w:val="28"/>
-          <w:szCs w:val="28"/>
-        </w:rPr>
-      </w:pPr>
-    </w:p>
-    <w:p>
-      <w:pPr>
-        <w:ind w:firstLine="0"/>
-        <w:rPr>
-          <w:sz w:val="28"/>
-          <w:szCs w:val="28"/>
-        </w:rPr>
-      </w:pPr>
-      <w:r>
-        <w:rPr>
-          <w:sz w:val="28"/>
-          <w:szCs w:val="28"/>
-        </w:rPr>
-        <w:t xml:space="preserve">13. Каковы правила именования ветвей при разветвлении и слиянии стрелок? </w:t>
-      </w:r>
-    </w:p>
-    <w:p>
-      <w:pPr>
-        <w:ind w:firstLine="0"/>
-        <w:rPr>
-          <w:sz w:val="28"/>
-          <w:szCs w:val="28"/>
-        </w:rPr>
-      </w:pPr>
-      <w:r>
-        <w:rPr>
-          <w:sz w:val="28"/>
-          <w:szCs w:val="28"/>
-        </w:rPr>
-        <w:t>Отвте</w:t>
-      </w:r>
-      <w:r>
-        <w:rPr>
-          <w:sz w:val="28"/>
-          <w:szCs w:val="28"/>
-        </w:rPr>
-        <w:t>: При разветвлении ветви получают собственные названия. При слиянии несколько стрелок объединяются в одну с соответствующим общим названием.</w:t>
-      </w:r>
-    </w:p>
-    <w:p>
-      <w:pPr>
-        <w:ind w:firstLine="0"/>
-        <w:rPr>
-          <w:sz w:val="28"/>
-          <w:szCs w:val="28"/>
-        </w:rPr>
-      </w:pPr>
-    </w:p>
-    <w:p>
-      <w:pPr>
-        <w:ind w:firstLine="0"/>
-        <w:rPr>
-          <w:sz w:val="28"/>
-          <w:szCs w:val="28"/>
-        </w:rPr>
-      </w:pPr>
-      <w:r>
-        <w:rPr>
-          <w:sz w:val="28"/>
-          <w:szCs w:val="28"/>
-        </w:rPr>
-        <w:t xml:space="preserve">14. В чем различие моделей AS-IS и TO-BE и в какой последовательности они строятся? </w:t>
-      </w:r>
-    </w:p>
-    <w:p>
-      <w:pPr>
-        <w:ind w:firstLine="0"/>
-        <w:rPr>
-          <w:sz w:val="28"/>
-          <w:szCs w:val="28"/>
-        </w:rPr>
-      </w:pPr>
-      <w:r>
-        <w:rPr>
-          <w:sz w:val="28"/>
-          <w:szCs w:val="28"/>
-        </w:rPr>
-        <w:t>Отвте</w:t>
-      </w:r>
-      <w:r>
-        <w:rPr>
-          <w:sz w:val="28"/>
-          <w:szCs w:val="28"/>
-        </w:rPr>
-        <w:t>: AS-IS — модель существующего состояния («как есть»). TO-BE — будущая улучшенная организация («как будет»). Сначала строят AS-IS, затем TO-BE.</w:t>
-      </w:r>
-    </w:p>
-    <w:p>
-      <w:pPr>
-        <w:ind w:firstLine="0"/>
-        <w:rPr>
-          <w:sz w:val="28"/>
-          <w:szCs w:val="28"/>
-        </w:rPr>
-      </w:pPr>
-    </w:p>
-    <w:p>
-      <w:pPr>
-        <w:ind w:firstLine="0"/>
-        <w:rPr>
-          <w:sz w:val="28"/>
-          <w:szCs w:val="28"/>
-        </w:rPr>
-      </w:pPr>
-      <w:r>
-        <w:rPr>
-          <w:sz w:val="28"/>
-          <w:szCs w:val="28"/>
-        </w:rPr>
-        <w:t xml:space="preserve">15. Какие признаки неэффективной организации работ выявляются при анализе модели AS-IS? </w:t>
-      </w:r>
-    </w:p>
-    <w:p>
-      <w:pPr>
-        <w:ind w:firstLine="0"/>
-        <w:rPr>
-          <w:sz w:val="28"/>
-          <w:szCs w:val="28"/>
-        </w:rPr>
-      </w:pPr>
-      <w:r>
-        <w:rPr>
-          <w:sz w:val="28"/>
-          <w:szCs w:val="28"/>
-        </w:rPr>
-        <w:t>Отвте</w:t>
-      </w:r>
-      <w:r>
-        <w:rPr>
-          <w:sz w:val="28"/>
-          <w:szCs w:val="28"/>
-        </w:rPr>
-        <w:t>: В AS-IS можно выявить дублирование, бесполезные или неуправляемые работы, неэффективный документооборот и отсутствие обратных связей.</w:t>
-      </w:r>
-    </w:p>
-    <w:p>
-      <w:pPr>
-        <w:ind w:firstLine="0"/>
-        <w:rPr>
-          <w:sz w:val="28"/>
-          <w:szCs w:val="28"/>
-        </w:rPr>
-      </w:pPr>
-    </w:p>
-    <w:p>
-      <w:pPr>
-        <w:ind w:firstLine="0"/>
-        <w:rPr>
-          <w:sz w:val="28"/>
-          <w:szCs w:val="28"/>
-        </w:rPr>
-      </w:pPr>
-      <w:r>
-        <w:rPr>
-          <w:sz w:val="28"/>
-          <w:szCs w:val="28"/>
-        </w:rPr>
-        <w:t xml:space="preserve">16. Чем возможности нотации BPMN 2.0 отличаются от возможностей IDEF0? </w:t>
-      </w:r>
-    </w:p>
-    <w:p>
-      <w:pPr>
-        <w:ind w:firstLine="0"/>
-        <w:rPr>
-          <w:sz w:val="28"/>
-          <w:szCs w:val="28"/>
-        </w:rPr>
-      </w:pPr>
-      <w:r>
-        <w:rPr>
-          <w:sz w:val="28"/>
-          <w:szCs w:val="28"/>
-        </w:rPr>
-        <w:t>Отвте</w:t>
-      </w:r>
-      <w:r>
-        <w:rPr>
-          <w:sz w:val="28"/>
-          <w:szCs w:val="28"/>
-        </w:rPr>
-        <w:t>: IDEF0 показывает функции и их связи, но не описывает временную последовательность. BPMN 2.0 позволяет моделировать события, последовательность, исполнителей и ветвления процессов.</w:t>
-      </w:r>
-    </w:p>
-    <w:p>
-      <w:pPr>
-        <w:ind w:firstLine="0"/>
-        <w:rPr>
-          <w:sz w:val="28"/>
-          <w:szCs w:val="28"/>
-        </w:rPr>
-      </w:pPr>
-    </w:p>
-    <w:p>
-      <w:pPr>
-        <w:ind w:firstLine="0"/>
-        <w:rPr>
-          <w:sz w:val="28"/>
-          <w:szCs w:val="28"/>
-        </w:rPr>
-      </w:pPr>
-      <w:r>
-        <w:rPr>
-          <w:sz w:val="28"/>
-          <w:szCs w:val="28"/>
-        </w:rPr>
-        <w:t xml:space="preserve">17. Какие поля содержит каркас диаграммы и для чего они используются при экспертизе модели? </w:t>
-      </w:r>
-    </w:p>
-    <w:p>
-      <w:pPr>
-        <w:ind w:firstLine="0"/>
-        <w:rPr>
-          <w:sz w:val="28"/>
-          <w:szCs w:val="28"/>
-        </w:rPr>
-      </w:pPr>
-      <w:r>
-        <w:rPr>
-          <w:sz w:val="28"/>
-          <w:szCs w:val="28"/>
-        </w:rPr>
-        <w:lastRenderedPageBreak/>
-        <w:t>Отвте</w:t>
-      </w:r>
-      <w:r>
-        <w:rPr>
-          <w:sz w:val="28"/>
-          <w:szCs w:val="28"/>
-          <w:lang w:val="en-US"/>
-        </w:rPr>
-        <w:t>:</w:t>
-      </w:r>
-      <w:r>
-        <w:rPr>
-          <w:sz w:val="28"/>
-          <w:szCs w:val="28"/>
-          <w:lang w:val="en-US"/>
-        </w:rPr>
-        <w:t xml:space="preserve"> </w:t>
-      </w:r>
-      <w:r>
-        <w:rPr>
-          <w:sz w:val="28"/>
-          <w:szCs w:val="28"/>
-          <w:lang w:val="en-US"/>
-        </w:rPr>
-        <w:t xml:space="preserve">Каркас содержит поля AUTHOR, DATE, NODE, TITLE, NUMBER. </w:t>
-      </w:r>
-      <w:r>
-        <w:rPr>
-          <w:sz w:val="28"/>
-          <w:szCs w:val="28"/>
-        </w:rPr>
-        <w:t>Они нужны для идентификации и экспертизы диаграммы.</w:t>
-      </w:r>
-    </w:p>
-    <w:p>
-      <w:pPr>
-        <w:ind w:firstLine="0"/>
-        <w:rPr>
-          <w:sz w:val="28"/>
-          <w:szCs w:val="28"/>
-        </w:rPr>
-      </w:pPr>
-    </w:p>
-    <w:p>
-      <w:pPr>
-        <w:ind w:firstLine="0"/>
-        <w:rPr>
-          <w:sz w:val="28"/>
-          <w:szCs w:val="28"/>
-        </w:rPr>
-      </w:pPr>
-      <w:r>
-        <w:rPr>
-          <w:sz w:val="28"/>
-          <w:szCs w:val="28"/>
-        </w:rPr>
-        <w:t>18. Почему файл модели целесообразно хранить в репозитории системы контроля версий вместе с исходным кодом проекта?</w:t>
-      </w:r>
-    </w:p>
-    <w:p>
-      <w:pPr>
-        <w:ind w:firstLine="0"/>
-        <w:rPr>
-          <w:sz w:val="28"/>
-          <w:szCs w:val="28"/>
-        </w:rPr>
-      </w:pPr>
-      <w:r>
-        <w:rPr>
-          <w:sz w:val="28"/>
-          <w:szCs w:val="28"/>
-        </w:rPr>
-        <w:t>Отвте</w:t>
-      </w:r>
-      <w:r>
-        <w:rPr>
-          <w:sz w:val="28"/>
-          <w:szCs w:val="28"/>
-        </w:rPr>
-        <w:t>: Файл .drawio удобно хранить в системе контроля версий вместе с исходным кодом, потому что это позволяет хранить историю изменений и совместно работать над моделью.</w:t>
-      </w:r>
-    </w:p>
-    <w:p>
-      <w:pPr>
-        <w:ind w:firstLine="0"/>
-        <w:rPr>
-          <w:sz w:val="28"/>
-          <w:szCs w:val="28"/>
-        </w:rPr>
-      </w:pPr>
-    </w:p>
-    <w:p>
-      <w:pPr>
-        <w:pStyle w:val="3"/>
-        <w:rPr>
-          <w:color w:val="auto"/>
-        </w:rPr>
-      </w:pPr>
-      <w:proofErr w:type="gramStart"/>
       <w:r>
         <w:rPr>
           <w:b/>
@@ -2322,7 +2489,6 @@
         </w:rPr>
         <w:t>:</w:t>
       </w:r>
-      <w:proofErr w:type="gramEnd"/>
       <w:r>
         <w:rPr>
           <w:b/>
@@ -2337,6 +2503,41 @@
         </w:rPr>
         <w:t>В ходе лабораторной работы была построена трёхуровневая функциональная модель процесса оформления служебной командировки работника в нотации IDEF0. Были определены цель, точка зрения и границы моделируемой системы, построена контекстная диаграмма A-0 и выполнена декомпозиция основных функций.</w:t>
       </w:r>
+    </w:p>
+    <w:p>
+      <w:pPr>
+        <w:rPr>
+          <w:lang w:val="en-US"/>
+        </w:rPr>
+      </w:pPr>
+    </w:p>
+    <w:p>
+      <w:pPr>
+        <w:rPr>
+          <w:lang w:val="en-US"/>
+        </w:rPr>
+      </w:pPr>
+    </w:p>
+    <w:p>
+      <w:pPr>
+        <w:rPr>
+          <w:lang w:val="en-US"/>
+        </w:rPr>
+      </w:pPr>
+    </w:p>
+    <w:p>
+      <w:pPr>
+        <w:rPr>
+          <w:lang w:val="en-US"/>
+        </w:rPr>
+      </w:pPr>
+    </w:p>
+    <w:p>
+      <w:pPr>
+        <w:rPr>
+          <w:lang w:val="en-US"/>
+        </w:rPr>
+      </w:pPr>
     </w:p>
     <w:sectPr>
       <w:headerReference w:type="default" r:id="rId13"/>
@@ -3654,6 +3855,7 @@
   <w:style w:type="character" w:default="1" w:styleId="a1">
     <w:name w:val="Default Paragraph Font"/>
     <w:uiPriority w:val="1"/>
+    <w:semiHidden/>
     <w:unhideWhenUsed/>
   </w:style>
   <w:style w:type="table" w:default="1" w:styleId="a2">

--- a/LabEDF0/Унуковский EDF0.docx
+++ b/LabEDF0/Унуковский EDF0.docx
@@ -363,10 +363,10 @@
           <w:noProof/>
         </w:rPr>
         <w:drawing>
-          <wp:inline distT="0" distB="0" distL="0" distR="0" wp14:anchorId="2C0B885E" wp14:editId="0C2C83DC">
-            <wp:extent cx="5940425" cy="3869055"/>
+          <wp:inline distT="0" distB="0" distL="0" distR="0" wp14:anchorId="1B598D4B" wp14:editId="2FF450D7">
+            <wp:extent cx="5940425" cy="3872230"/>
             <wp:effectExtent l="0" t="0" r="3175" b="0"/>
-            <wp:docPr id="361762957" name="Рисунок 1"/>
+            <wp:docPr id="1615926442" name="Рисунок 1"/>
             <wp:cNvGraphicFramePr>
               <a:graphicFrameLocks xmlns:a="http://schemas.openxmlformats.org/drawingml/2006/main" noChangeAspect="1"/>
             </wp:cNvGraphicFramePr>
@@ -374,7 +374,7 @@
               <a:graphicData uri="http://schemas.openxmlformats.org/drawingml/2006/picture">
                 <pic:pic xmlns:pic="http://schemas.openxmlformats.org/drawingml/2006/picture">
                   <pic:nvPicPr>
-                    <pic:cNvPr id="361762957" name=""/>
+                    <pic:cNvPr id="1615926442" name=""/>
                     <pic:cNvPicPr/>
                   </pic:nvPicPr>
                   <pic:blipFill>
@@ -386,7 +386,7 @@
                   <pic:spPr>
                     <a:xfrm>
                       <a:off x="0" y="0"/>
-                      <a:ext cx="5940425" cy="3869055"/>
+                      <a:ext cx="5940425" cy="3872230"/>
                     </a:xfrm>
                     <a:prstGeom prst="rect">
                       <a:avLst/>
@@ -492,10 +492,10 @@
           <w:noProof/>
         </w:rPr>
         <w:drawing>
-          <wp:inline distT="0" distB="0" distL="0" distR="0" wp14:anchorId="076516F7" wp14:editId="44AC0FD9">
-            <wp:extent cx="5940425" cy="3878580"/>
-            <wp:effectExtent l="0" t="0" r="3175" b="7620"/>
-            <wp:docPr id="639427746" name="Рисунок 1"/>
+          <wp:inline distT="0" distB="0" distL="0" distR="0" wp14:anchorId="0B2258AF" wp14:editId="0363C62B">
+            <wp:extent cx="5940425" cy="3886835"/>
+            <wp:effectExtent l="0" t="0" r="3175" b="0"/>
+            <wp:docPr id="737440853" name="Рисунок 1"/>
             <wp:cNvGraphicFramePr>
               <a:graphicFrameLocks xmlns:a="http://schemas.openxmlformats.org/drawingml/2006/main" noChangeAspect="1"/>
             </wp:cNvGraphicFramePr>
@@ -503,7 +503,7 @@
               <a:graphicData uri="http://schemas.openxmlformats.org/drawingml/2006/picture">
                 <pic:pic xmlns:pic="http://schemas.openxmlformats.org/drawingml/2006/picture">
                   <pic:nvPicPr>
-                    <pic:cNvPr id="639427746" name=""/>
+                    <pic:cNvPr id="737440853" name=""/>
                     <pic:cNvPicPr/>
                   </pic:nvPicPr>
                   <pic:blipFill>
@@ -515,7 +515,7 @@
                   <pic:spPr>
                     <a:xfrm>
                       <a:off x="0" y="0"/>
-                      <a:ext cx="5940425" cy="3878580"/>
+                      <a:ext cx="5940425" cy="3886835"/>
                     </a:xfrm>
                     <a:prstGeom prst="rect">
                       <a:avLst/>
@@ -643,10 +643,10 @@
           <w:lang w:val="en-US"/>
         </w:rPr>
         <w:drawing>
-          <wp:inline distT="0" distB="0" distL="0" distR="0" wp14:anchorId="3261F1B6" wp14:editId="5D84CC63">
-            <wp:extent cx="5940425" cy="3881755"/>
-            <wp:effectExtent l="0" t="0" r="3175" b="4445"/>
-            <wp:docPr id="2129090979" name="Рисунок 1"/>
+          <wp:inline distT="0" distB="0" distL="0" distR="0" wp14:anchorId="76512924" wp14:editId="7E7F1788">
+            <wp:extent cx="5940425" cy="3865880"/>
+            <wp:effectExtent l="0" t="0" r="3175" b="1270"/>
+            <wp:docPr id="347566621" name="Рисунок 1"/>
             <wp:cNvGraphicFramePr>
               <a:graphicFrameLocks xmlns:a="http://schemas.openxmlformats.org/drawingml/2006/main" noChangeAspect="1"/>
             </wp:cNvGraphicFramePr>
@@ -654,7 +654,7 @@
               <a:graphicData uri="http://schemas.openxmlformats.org/drawingml/2006/picture">
                 <pic:pic xmlns:pic="http://schemas.openxmlformats.org/drawingml/2006/picture">
                   <pic:nvPicPr>
-                    <pic:cNvPr id="2129090979" name=""/>
+                    <pic:cNvPr id="347566621" name=""/>
                     <pic:cNvPicPr/>
                   </pic:nvPicPr>
                   <pic:blipFill>
@@ -666,7 +666,7 @@
                   <pic:spPr>
                     <a:xfrm>
                       <a:off x="0" y="0"/>
-                      <a:ext cx="5940425" cy="3881755"/>
+                      <a:ext cx="5940425" cy="3865880"/>
                     </a:xfrm>
                     <a:prstGeom prst="rect">
                       <a:avLst/>
@@ -729,13 +729,7 @@
         <w:pStyle w:val="ad"/>
       </w:pPr>
       <w:r>
-        <w:t xml:space="preserve">При выполнении функций используются трудовое законодательство, положение о служебных командировках, работники отдела кадров, руководитель подразделения и информационная система. Результатом работы диаграммы A1 являются подготовленные сведения для оформления командировки, которые передаются на следующий этап процесса </w:t>
-      </w:r>
-      <w:r>
-        <w:t>-</w:t>
-      </w:r>
-      <w:r>
-        <w:t xml:space="preserve"> функцию «Оформить командировку».</w:t>
+        <w:t>При выполнении функций используются трудовое законодательство, положение о служебных командировках, работники отдела кадров, руководитель подразделения и информационная система. Результатом работы диаграммы A1 являются подготовленные сведения для оформления командировки, которые передаются на следующий этап процесса — функцию «Оформить командировку».</w:t>
       </w:r>
     </w:p>
     <w:bookmarkEnd w:id="3"/>
@@ -857,10 +851,10 @@
           <w:lang w:val="en-US"/>
         </w:rPr>
         <w:drawing>
-          <wp:inline distT="0" distB="0" distL="0" distR="0" wp14:anchorId="567D064A" wp14:editId="6D7A17C7">
-            <wp:extent cx="5940425" cy="3883025"/>
-            <wp:effectExtent l="0" t="0" r="3175" b="3175"/>
-            <wp:docPr id="215177930" name="Рисунок 1"/>
+          <wp:inline distT="0" distB="0" distL="0" distR="0" wp14:anchorId="02215FA6" wp14:editId="6904B5E6">
+            <wp:extent cx="5940425" cy="3867785"/>
+            <wp:effectExtent l="0" t="0" r="3175" b="0"/>
+            <wp:docPr id="1148824954" name="Рисунок 1"/>
             <wp:cNvGraphicFramePr>
               <a:graphicFrameLocks xmlns:a="http://schemas.openxmlformats.org/drawingml/2006/main" noChangeAspect="1"/>
             </wp:cNvGraphicFramePr>
@@ -868,7 +862,7 @@
               <a:graphicData uri="http://schemas.openxmlformats.org/drawingml/2006/picture">
                 <pic:pic xmlns:pic="http://schemas.openxmlformats.org/drawingml/2006/picture">
                   <pic:nvPicPr>
-                    <pic:cNvPr id="215177930" name=""/>
+                    <pic:cNvPr id="1148824954" name=""/>
                     <pic:cNvPicPr/>
                   </pic:nvPicPr>
                   <pic:blipFill>
@@ -880,7 +874,7 @@
                   <pic:spPr>
                     <a:xfrm>
                       <a:off x="0" y="0"/>
-                      <a:ext cx="5940425" cy="3883025"/>
+                      <a:ext cx="5940425" cy="3867785"/>
                     </a:xfrm>
                     <a:prstGeom prst="rect">
                       <a:avLst/>
@@ -943,81 +937,80 @@
     <w:p>
       <w:pPr>
         <w:pStyle w:val="ad"/>
-        <w:rPr>
-          <w:lang w:val="en-US"/>
-        </w:rPr>
-      </w:pPr>
-      <w:r>
-        <w:t xml:space="preserve">При выполнении функций используются трудовое законодательство, положение о служебных командировках, распоряжение руководителя, работник отдела кадров, руководитель подразделения и информационная система. Результатом работы диаграммы A2 являются приказ о командировке и оформленные командировочные документы, которые используются на следующем этапе процесса </w:t>
-      </w:r>
-      <w:r>
-        <w:t>-</w:t>
-      </w:r>
-      <w:r>
-        <w:t xml:space="preserve"> функции «Оформить результаты командировки».</w:t>
-      </w:r>
-    </w:p>
-    <w:p>
-      <w:pPr>
-        <w:pStyle w:val="ad"/>
-        <w:rPr>
-          <w:lang w:val="en-US"/>
-        </w:rPr>
-      </w:pPr>
-    </w:p>
-    <w:p>
-      <w:pPr>
-        <w:pStyle w:val="ad"/>
-        <w:rPr>
-          <w:lang w:val="en-US"/>
-        </w:rPr>
-      </w:pPr>
-    </w:p>
-    <w:p>
-      <w:pPr>
-        <w:pStyle w:val="ad"/>
-        <w:rPr>
-          <w:lang w:val="en-US"/>
-        </w:rPr>
-      </w:pPr>
-    </w:p>
-    <w:p>
-      <w:pPr>
-        <w:pStyle w:val="ad"/>
-        <w:rPr>
-          <w:lang w:val="en-US"/>
-        </w:rPr>
-      </w:pPr>
-    </w:p>
-    <w:p>
-      <w:pPr>
-        <w:pStyle w:val="ad"/>
-        <w:rPr>
-          <w:lang w:val="en-US"/>
-        </w:rPr>
-      </w:pPr>
-    </w:p>
-    <w:p>
-      <w:pPr>
-        <w:pStyle w:val="ad"/>
-        <w:rPr>
-          <w:lang w:val="en-US"/>
-        </w:rPr>
-      </w:pPr>
-    </w:p>
-    <w:p>
-      <w:pPr>
-        <w:pStyle w:val="ad"/>
-        <w:rPr>
-          <w:lang w:val="en-US"/>
-        </w:rPr>
-      </w:pPr>
-    </w:p>
-    <w:p>
-      <w:pPr>
-        <w:pStyle w:val="ad"/>
-        <w:rPr>
-          <w:lang w:val="en-US"/>
+      </w:pPr>
+      <w:r>
+        <w:t>При выполнении функций используются трудовое законодательство, положение о служебных командировках, распоряжение руководителя, работник отдела кадров, руководитель подразделения и информационная система. Результатом работы диаграммы A2 являются приказ о командировке и оформленные командировочные документы, которые используются на следующем этапе процесса — функции «Оформить результаты командировки».</w:t>
+      </w:r>
+    </w:p>
+    <w:p>
+      <w:pPr>
+        <w:pStyle w:val="ad"/>
+        <w:ind w:firstLine="0"/>
+        <w:rPr>
+          <w:rFonts w:cs="Times New Roman"/>
+          <w:color w:val="auto"/>
+        </w:rPr>
+      </w:pPr>
+    </w:p>
+    <w:p>
+      <w:pPr>
+        <w:pStyle w:val="ad"/>
+        <w:ind w:firstLine="0"/>
+        <w:rPr>
+          <w:rFonts w:cs="Times New Roman"/>
+          <w:color w:val="auto"/>
+        </w:rPr>
+      </w:pPr>
+    </w:p>
+    <w:p>
+      <w:pPr>
+        <w:pStyle w:val="ad"/>
+        <w:ind w:firstLine="0"/>
+        <w:rPr>
+          <w:rFonts w:cs="Times New Roman"/>
+          <w:color w:val="auto"/>
+        </w:rPr>
+      </w:pPr>
+    </w:p>
+    <w:p>
+      <w:pPr>
+        <w:pStyle w:val="ad"/>
+        <w:ind w:firstLine="0"/>
+        <w:rPr>
+          <w:rFonts w:cs="Times New Roman"/>
+          <w:color w:val="auto"/>
+        </w:rPr>
+      </w:pPr>
+    </w:p>
+    <w:p>
+      <w:pPr>
+        <w:pStyle w:val="ad"/>
+        <w:ind w:firstLine="0"/>
+        <w:rPr>
+          <w:rFonts w:cs="Times New Roman"/>
+          <w:color w:val="auto"/>
+        </w:rPr>
+      </w:pPr>
+    </w:p>
+    <w:p>
+      <w:pPr>
+        <w:pStyle w:val="ad"/>
+        <w:ind w:firstLine="0"/>
+        <w:rPr>
+          <w:rFonts w:cs="Times New Roman"/>
+          <w:color w:val="auto"/>
+        </w:rPr>
+      </w:pPr>
+    </w:p>
+    <w:p>
+      <w:pPr>
+        <w:pStyle w:val="ad"/>
+        <w:ind w:firstLine="0"/>
+        <w:rPr>
+          <w:rFonts w:cs="Times New Roman"/>
+          <w:b/>
+          <w:bCs/>
+          <w:color w:val="auto"/>
         </w:rPr>
       </w:pPr>
     </w:p>
@@ -1074,10 +1067,10 @@
           <w:lang w:val="en-US"/>
         </w:rPr>
         <w:drawing>
-          <wp:inline distT="0" distB="0" distL="0" distR="0" wp14:anchorId="2631532A" wp14:editId="139FEE8C">
-            <wp:extent cx="5940425" cy="3876040"/>
+          <wp:inline distT="0" distB="0" distL="0" distR="0" wp14:anchorId="2195B1E0" wp14:editId="57C7398F">
+            <wp:extent cx="5940425" cy="3867785"/>
             <wp:effectExtent l="0" t="0" r="3175" b="0"/>
-            <wp:docPr id="1283895796" name="Рисунок 1"/>
+            <wp:docPr id="79971238" name="Рисунок 1"/>
             <wp:cNvGraphicFramePr>
               <a:graphicFrameLocks xmlns:a="http://schemas.openxmlformats.org/drawingml/2006/main" noChangeAspect="1"/>
             </wp:cNvGraphicFramePr>
@@ -1085,7 +1078,7 @@
               <a:graphicData uri="http://schemas.openxmlformats.org/drawingml/2006/picture">
                 <pic:pic xmlns:pic="http://schemas.openxmlformats.org/drawingml/2006/picture">
                   <pic:nvPicPr>
-                    <pic:cNvPr id="1283895796" name=""/>
+                    <pic:cNvPr id="79971238" name=""/>
                     <pic:cNvPicPr/>
                   </pic:nvPicPr>
                   <pic:blipFill>
@@ -1097,7 +1090,7 @@
                   <pic:spPr>
                     <a:xfrm>
                       <a:off x="0" y="0"/>
-                      <a:ext cx="5940425" cy="3876040"/>
+                      <a:ext cx="5940425" cy="3867785"/>
                     </a:xfrm>
                     <a:prstGeom prst="rect">
                       <a:avLst/>
@@ -1369,111 +1362,55 @@
           <w:sz w:val="28"/>
           <w:szCs w:val="28"/>
         </w:rPr>
-        <w:t xml:space="preserve">Вход </w:t>
-      </w:r>
-      <w:r>
-        <w:rPr>
-          <w:sz w:val="28"/>
-          <w:szCs w:val="28"/>
-        </w:rPr>
-        <w:t>-</w:t>
-      </w:r>
-      <w:r>
-        <w:rPr>
-          <w:sz w:val="28"/>
-          <w:szCs w:val="28"/>
-        </w:rPr>
-        <w:t xml:space="preserve"> слева;</w:t>
-      </w:r>
-    </w:p>
-    <w:p>
-      <w:pPr>
-        <w:ind w:firstLine="0"/>
-        <w:rPr>
-          <w:sz w:val="28"/>
-          <w:szCs w:val="28"/>
-        </w:rPr>
-      </w:pPr>
-      <w:r>
-        <w:rPr>
-          <w:sz w:val="28"/>
-          <w:szCs w:val="28"/>
-        </w:rPr>
-        <w:t xml:space="preserve">Управление </w:t>
-      </w:r>
-      <w:r>
-        <w:rPr>
-          <w:sz w:val="28"/>
-          <w:szCs w:val="28"/>
-        </w:rPr>
-        <w:t>-</w:t>
-      </w:r>
-      <w:r>
-        <w:rPr>
-          <w:sz w:val="28"/>
-          <w:szCs w:val="28"/>
-        </w:rPr>
-        <w:t xml:space="preserve"> сверху;</w:t>
-      </w:r>
-    </w:p>
-    <w:p>
-      <w:pPr>
-        <w:ind w:firstLine="0"/>
-        <w:rPr>
-          <w:sz w:val="28"/>
-          <w:szCs w:val="28"/>
-        </w:rPr>
-      </w:pPr>
-      <w:r>
-        <w:rPr>
-          <w:sz w:val="28"/>
-          <w:szCs w:val="28"/>
-        </w:rPr>
-        <w:t xml:space="preserve">Выход </w:t>
-      </w:r>
-      <w:r>
-        <w:rPr>
-          <w:sz w:val="28"/>
-          <w:szCs w:val="28"/>
-        </w:rPr>
-        <w:t>-</w:t>
-      </w:r>
-      <w:r>
-        <w:rPr>
-          <w:sz w:val="28"/>
-          <w:szCs w:val="28"/>
-        </w:rPr>
-        <w:t xml:space="preserve"> справа;</w:t>
-      </w:r>
-    </w:p>
-    <w:p>
-      <w:pPr>
-        <w:ind w:firstLine="0"/>
-        <w:rPr>
-          <w:sz w:val="28"/>
-          <w:szCs w:val="28"/>
-        </w:rPr>
-      </w:pPr>
-      <w:r>
-        <w:rPr>
-          <w:sz w:val="28"/>
-          <w:szCs w:val="28"/>
-        </w:rPr>
-        <w:t xml:space="preserve">Механизм </w:t>
-      </w:r>
-      <w:r>
-        <w:rPr>
-          <w:sz w:val="28"/>
-          <w:szCs w:val="28"/>
-        </w:rPr>
-        <w:t>-</w:t>
-      </w:r>
-      <w:r>
-        <w:rPr>
-          <w:sz w:val="28"/>
-          <w:szCs w:val="28"/>
-        </w:rPr>
-        <w:t xml:space="preserve"> снизу;</w:t>
+        <w:t>Вход — слева;</w:t>
+      </w:r>
+    </w:p>
+    <w:p>
+      <w:pPr>
+        <w:ind w:firstLine="0"/>
+        <w:rPr>
+          <w:sz w:val="28"/>
+          <w:szCs w:val="28"/>
+        </w:rPr>
+      </w:pPr>
+      <w:r>
+        <w:rPr>
+          <w:sz w:val="28"/>
+          <w:szCs w:val="28"/>
+        </w:rPr>
+        <w:t>Управление — сверху;</w:t>
+      </w:r>
+    </w:p>
+    <w:p>
+      <w:pPr>
+        <w:ind w:firstLine="0"/>
+        <w:rPr>
+          <w:sz w:val="28"/>
+          <w:szCs w:val="28"/>
+        </w:rPr>
+      </w:pPr>
+      <w:r>
+        <w:rPr>
+          <w:sz w:val="28"/>
+          <w:szCs w:val="28"/>
+        </w:rPr>
+        <w:t>Выход — справа;</w:t>
+      </w:r>
+    </w:p>
+    <w:p>
+      <w:pPr>
+        <w:ind w:firstLine="0"/>
+        <w:rPr>
+          <w:sz w:val="28"/>
+          <w:szCs w:val="28"/>
+        </w:rPr>
+      </w:pPr>
+      <w:r>
+        <w:rPr>
+          <w:sz w:val="28"/>
+          <w:szCs w:val="28"/>
+        </w:rPr>
+        <w:t>Механизм — снизу;</w:t>
       </w:r>
     </w:p>
     <w:p>
@@ -1504,61 +1441,32 @@
           <w:sz w:val="28"/>
           <w:szCs w:val="28"/>
         </w:rPr>
-        <w:t xml:space="preserve">) </w:t>
-      </w:r>
-      <w:r>
-        <w:rPr>
-          <w:sz w:val="28"/>
-          <w:szCs w:val="28"/>
-        </w:rPr>
-        <w:t>-</w:t>
-      </w:r>
-      <w:r>
-        <w:rPr>
-          <w:sz w:val="28"/>
-          <w:szCs w:val="28"/>
-        </w:rPr>
-        <w:t xml:space="preserve"> снизу.</w:t>
-      </w:r>
-    </w:p>
-    <w:p>
-      <w:pPr>
-        <w:ind w:firstLine="0"/>
-        <w:rPr>
-          <w:sz w:val="28"/>
-          <w:szCs w:val="28"/>
-        </w:rPr>
-      </w:pPr>
-    </w:p>
-    <w:p>
-      <w:pPr>
-        <w:ind w:firstLine="0"/>
-        <w:rPr>
-          <w:sz w:val="28"/>
-          <w:szCs w:val="28"/>
-          <w:lang w:val="en-US"/>
-        </w:rPr>
-      </w:pPr>
-      <w:r>
-        <w:rPr>
-          <w:sz w:val="28"/>
-          <w:szCs w:val="28"/>
-        </w:rPr>
-        <w:t xml:space="preserve">4. Как отличить вход от управления? Приведите пример объекта, который в одной работе является входом, а в другой </w:t>
-      </w:r>
-      <w:r>
-        <w:rPr>
-          <w:sz w:val="28"/>
-          <w:szCs w:val="28"/>
-        </w:rPr>
-        <w:t>-</w:t>
-      </w:r>
-      <w:r>
-        <w:rPr>
-          <w:sz w:val="28"/>
-          <w:szCs w:val="28"/>
-        </w:rPr>
-        <w:t xml:space="preserve"> управлением.</w:t>
+        <w:t>) — снизу.</w:t>
+      </w:r>
+    </w:p>
+    <w:p>
+      <w:pPr>
+        <w:ind w:firstLine="0"/>
+        <w:rPr>
+          <w:sz w:val="28"/>
+          <w:szCs w:val="28"/>
+        </w:rPr>
+      </w:pPr>
+    </w:p>
+    <w:p>
+      <w:pPr>
+        <w:ind w:firstLine="0"/>
+        <w:rPr>
+          <w:sz w:val="28"/>
+          <w:szCs w:val="28"/>
+        </w:rPr>
+      </w:pPr>
+      <w:r>
+        <w:rPr>
+          <w:sz w:val="28"/>
+          <w:szCs w:val="28"/>
+        </w:rPr>
+        <w:t xml:space="preserve">4. Как отличить вход от управления? Приведите пример объекта, который в одной работе является входом, а в другой – управлением. </w:t>
       </w:r>
     </w:p>
     <w:p>
@@ -1581,21 +1489,7 @@
           <w:sz w:val="28"/>
           <w:szCs w:val="28"/>
         </w:rPr>
-        <w:t xml:space="preserve">: Вход преобразуется функцией, а управление определяет, как функция выполняется. Например, заявка может быть входом, а инструкция по её обработке </w:t>
-      </w:r>
-      <w:r>
-        <w:rPr>
-          <w:sz w:val="28"/>
-          <w:szCs w:val="28"/>
-        </w:rPr>
-        <w:t>-</w:t>
-      </w:r>
-      <w:r>
-        <w:rPr>
-          <w:sz w:val="28"/>
-          <w:szCs w:val="28"/>
-        </w:rPr>
-        <w:t xml:space="preserve"> управлением.</w:t>
+        <w:t>: Вход преобразуется функцией, а управление определяет, как функция выполняется. Например, заявка может быть входом, а инструкция по её обработке — управлением.</w:t>
       </w:r>
     </w:p>
     <w:p>
@@ -1691,22 +1585,7 @@
           <w:sz w:val="28"/>
           <w:szCs w:val="28"/>
         </w:rPr>
-        <w:t xml:space="preserve">: Контекстная диаграмма показывает систему как одну главную функцию. Её номер </w:t>
-      </w:r>
-      <w:r>
-        <w:rPr>
-          <w:sz w:val="28"/>
-          <w:szCs w:val="28"/>
-          <w:lang w:val="en-US"/>
-        </w:rPr>
-        <w:t>-</w:t>
-      </w:r>
-      <w:r>
-        <w:rPr>
-          <w:sz w:val="28"/>
-          <w:szCs w:val="28"/>
-        </w:rPr>
-        <w:t xml:space="preserve"> A-0.</w:t>
+        <w:t>: Контекстная диаграмма показывает систему как одну главную функцию. Её номер — A-0.</w:t>
       </w:r>
     </w:p>
     <w:p>
@@ -1802,21 +1681,7 @@
           <w:sz w:val="28"/>
           <w:szCs w:val="28"/>
         </w:rPr>
-        <w:t xml:space="preserve">: Миграция стрелок </w:t>
-      </w:r>
-      <w:r>
-        <w:rPr>
-          <w:sz w:val="28"/>
-          <w:szCs w:val="28"/>
-        </w:rPr>
-        <w:t>-</w:t>
-      </w:r>
-      <w:r>
-        <w:rPr>
-          <w:sz w:val="28"/>
-          <w:szCs w:val="28"/>
-        </w:rPr>
-        <w:t xml:space="preserve"> перенос граничных стрелок с родительской диаграммы на дочернюю. Проверяется по соответствию ICOM-кодов.</w:t>
+        <w:t>: Миграция стрелок — перенос граничных стрелок с родительской диаграммы на дочернюю. Проверяется по соответствию ICOM-кодов.</w:t>
       </w:r>
     </w:p>
     <w:p>
@@ -1864,21 +1729,7 @@
           <w:sz w:val="28"/>
           <w:szCs w:val="28"/>
         </w:rPr>
-        <w:t xml:space="preserve">: Несвязанная стрелка </w:t>
-      </w:r>
-      <w:r>
-        <w:rPr>
-          <w:sz w:val="28"/>
-          <w:szCs w:val="28"/>
-        </w:rPr>
-        <w:t>-</w:t>
-      </w:r>
-      <w:r>
-        <w:rPr>
-          <w:sz w:val="28"/>
-          <w:szCs w:val="28"/>
-        </w:rPr>
-        <w:t xml:space="preserve"> стрелка, которая не соединена с функцией. Это синтаксическая ошибка модели.</w:t>
+        <w:t>: Несвязанная стрелка — стрелка, которая не соединена с функцией. Это синтаксическая ошибка модели.</w:t>
       </w:r>
     </w:p>
     <w:p>
@@ -2199,35 +2050,7 @@
           <w:sz w:val="28"/>
           <w:szCs w:val="28"/>
         </w:rPr>
-        <w:t xml:space="preserve">: AS-IS </w:t>
-      </w:r>
-      <w:r>
-        <w:rPr>
-          <w:sz w:val="28"/>
-          <w:szCs w:val="28"/>
-        </w:rPr>
-        <w:t>-</w:t>
-      </w:r>
-      <w:r>
-        <w:rPr>
-          <w:sz w:val="28"/>
-          <w:szCs w:val="28"/>
-        </w:rPr>
-        <w:t xml:space="preserve"> модель существующего состояния («как есть»). TO-BE </w:t>
-      </w:r>
-      <w:r>
-        <w:rPr>
-          <w:sz w:val="28"/>
-          <w:szCs w:val="28"/>
-        </w:rPr>
-        <w:t>-</w:t>
-      </w:r>
-      <w:r>
-        <w:rPr>
-          <w:sz w:val="28"/>
-          <w:szCs w:val="28"/>
-        </w:rPr>
-        <w:t xml:space="preserve"> будущая улучшенная организация («как будет»). Сначала строят AS-IS, затем TO-BE.</w:t>
+        <w:t>: AS-IS — модель существующего состояния («как есть»). TO-BE — будущая улучшенная организация («как будет»). Сначала строят AS-IS, затем TO-BE.</w:t>
       </w:r>
     </w:p>
     <w:p>
@@ -2461,7 +2284,6 @@
         <w:pStyle w:val="3"/>
         <w:rPr>
           <w:color w:val="auto"/>
-          <w:lang w:val="en-US"/>
         </w:rPr>
       </w:pPr>
       <w:r>
@@ -2503,41 +2325,6 @@
         </w:rPr>
         <w:t>В ходе лабораторной работы была построена трёхуровневая функциональная модель процесса оформления служебной командировки работника в нотации IDEF0. Были определены цель, точка зрения и границы моделируемой системы, построена контекстная диаграмма A-0 и выполнена декомпозиция основных функций.</w:t>
       </w:r>
-    </w:p>
-    <w:p>
-      <w:pPr>
-        <w:rPr>
-          <w:lang w:val="en-US"/>
-        </w:rPr>
-      </w:pPr>
-    </w:p>
-    <w:p>
-      <w:pPr>
-        <w:rPr>
-          <w:lang w:val="en-US"/>
-        </w:rPr>
-      </w:pPr>
-    </w:p>
-    <w:p>
-      <w:pPr>
-        <w:rPr>
-          <w:lang w:val="en-US"/>
-        </w:rPr>
-      </w:pPr>
-    </w:p>
-    <w:p>
-      <w:pPr>
-        <w:rPr>
-          <w:lang w:val="en-US"/>
-        </w:rPr>
-      </w:pPr>
-    </w:p>
-    <w:p>
-      <w:pPr>
-        <w:rPr>
-          <w:lang w:val="en-US"/>
-        </w:rPr>
-      </w:pPr>
     </w:p>
     <w:sectPr>
       <w:headerReference w:type="default" r:id="rId13"/>
